--- a/docs/biweekly_report/研究方案_邓云溪_新.docx
+++ b/docs/biweekly_report/研究方案_邓云溪_新.docx
@@ -4,553 +4,1973 @@
   <w:body>
     <w:p>
       <w:pPr>
-        <w:spacing w:before="240" w:after="360"/>
         <w:jc w:val="center"/>
       </w:pPr>
       <w:r>
         <w:rPr>
-          <w:rFonts w:ascii="SimHei" w:hAnsi="SimHei" w:eastAsia="SimHei"/>
+          <w:rFonts w:ascii="黑体" w:hAnsi="黑体" w:eastAsia="黑体"/>
           <w:b/>
           <w:sz w:val="32"/>
         </w:rPr>
-        <w:t>研究方案：面向X光安检有效关注识别的注视—面部行为多模态证据融合研究</w:t>
-      </w:r>
-    </w:p>
-    <w:p>
-      <w:pPr>
-        <w:spacing w:before="360" w:after="240"/>
-      </w:pPr>
-      <w:r>
-        <w:rPr>
-          <w:rFonts w:ascii="SimHei" w:hAnsi="SimHei" w:eastAsia="SimHei"/>
-          <w:b/>
-          <w:sz w:val="28"/>
-        </w:rPr>
-        <w:t>一、真问题：从真实安检场景的"关注证据碎片化"凝练研究靶点</w:t>
-      </w:r>
-    </w:p>
-    <w:p>
-      <w:pPr>
-        <w:spacing w:before="240" w:after="120"/>
-      </w:pPr>
-      <w:r>
-        <w:rPr>
-          <w:rFonts w:ascii="SimHei" w:hAnsi="SimHei" w:eastAsia="SimHei"/>
-          <w:b/>
-          <w:sz w:val="24"/>
-        </w:rPr>
-        <w:t>1. 行业背景与刚性需求：</w:t>
+        <w:t>基于视觉注意力拓扑演化的X光安检员状态监测研究方案</w:t>
       </w:r>
     </w:p>
     <w:p>
       <w:r>
         <w:rPr>
-          <w:rFonts w:ascii="SimSun" w:hAnsi="SimSun" w:eastAsia="SimSun"/>
-          <w:sz w:val="24"/>
+          <w:rFonts w:ascii="黑体" w:hAnsi="黑体" w:eastAsia="黑体"/>
+          <w:b/>
+          <w:sz w:val="28"/>
         </w:rPr>
-        <w:t>X光行李安检是民航、轨道交通等公共安全体系的关键屏障，安检员需在长时间连续工作中保持对行李图像中违禁目标的敏锐搜索能力。该任务属于典型的持续警戒（Vigilance）范式：目标出现频率低、信号嵌入复杂背景、认知负荷高。警戒心理学研究表明，未经干预的警戒作业在20至40分钟内即可出现显著的检出率下降与反应时延增长，表现为有效关注不足。在安检场景中，关注状态的衰退直接对应漏检风险与误判风险，其后果涉及公共安全，因此安检关注状态监测不是一般性的视频分类或行为识别问题，而是服务于安全风险前置干预的刚性需求。系统必须在真实作业场景中稳定运行，能够适应个体差异、任务难度波动、光照变化以及非理想采集条件等复杂因素。</w:t>
-      </w:r>
-    </w:p>
-    <w:p>
-      <w:pPr>
-        <w:spacing w:before="240" w:after="120"/>
-      </w:pPr>
-      <w:r>
-        <w:rPr>
-          <w:rFonts w:ascii="SimHei" w:hAnsi="SimHei" w:eastAsia="SimHei"/>
-          <w:b/>
-          <w:sz w:val="24"/>
-        </w:rPr>
-        <w:t>2. 场景观察与问题升维：</w:t>
+        <w:t>一、应用场景与真问题</w:t>
       </w:r>
     </w:p>
     <w:p>
       <w:r>
         <w:rPr>
-          <w:rFonts w:ascii="SimSun" w:hAnsi="SimSun" w:eastAsia="SimSun"/>
+          <w:rFonts w:ascii="黑体" w:hAnsi="黑体" w:eastAsia="黑体"/>
+          <w:b/>
           <w:sz w:val="24"/>
         </w:rPr>
-        <w:t>现有安检疲劳与关注研究多将问题简化为通用困倦检测，依赖眼睑开合度（PERCLOS）、眨眼频率等单一面部线索进行状态判别。然而，真实安检场景中的"关注失效"并非仅表现为闭眼或打哈欠，而是呈现出更为复杂的多维度证据碎片化现象：其一，注视行为层面，安检员可能表面睁着眼睛，但其注视轨迹已系统性偏离X光图像中的关键目标区域，表现为注视—目标距离误差增大、有效覆盖比例下降；其二，面部行为层面，困倦信号不仅体现在眼部，还表现为微闭眼持续时间延长、眨眼幅度异常、头部姿态缓慢下垂以及嘴部微开合增多；其三，任务难度层面，在多目标同时出现的困难任务中，关注不足的表现与简单任务存在本质差异，单一阈值或单一特征无法稳健覆盖两种难度条件。由此，本研究的逻辑起点不是"如何把困倦检测做得更准"，而是"如何将注视目标偏离的行为证据与面部疲劳的生理证据进行有效耦合，从而刻画安检场景特有的有效关注状态"。</w:t>
+        <w:t>1. 应用场景</w:t>
       </w:r>
     </w:p>
     <w:p>
       <w:pPr>
-        <w:spacing w:before="240" w:after="120"/>
+        <w:spacing w:line="360" w:lineRule="auto"/>
+        <w:ind w:firstLine="420"/>
       </w:pPr>
       <w:r>
         <w:rPr>
-          <w:rFonts w:ascii="SimHei" w:hAnsi="SimHei" w:eastAsia="SimHei"/>
-          <w:b/>
-          <w:sz w:val="24"/>
+          <w:rFonts w:ascii="宋体" w:hAnsi="宋体" w:eastAsia="宋体"/>
+          <w:b w:val="0"/>
+          <w:sz w:val="22"/>
         </w:rPr>
-        <w:t>3. 技术瓶颈的深度解剖：</w:t>
+        <w:t>X光安检员认知状态监测。针对机场、车站等安检场景中的X光机监视员（静坐、低动态、无直接旅客交互），利用现场已有的单路低清监控摄像头，实时监测操作员在判图过程中的视觉注意力稳定性。系统需在无人值守、无操作日志接入的全自动模式下，识别因生理疲劳、认知过载或主观懈怠导致的注意力失稳（Attentional Instability）风险，并预警潜在的漏检隐患。</w:t>
       </w:r>
     </w:p>
     <w:p>
       <w:r>
         <w:rPr>
-          <w:rFonts w:ascii="SimSun" w:hAnsi="SimSun" w:eastAsia="SimSun"/>
+          <w:rFonts w:ascii="黑体" w:hAnsi="黑体" w:eastAsia="黑体"/>
+          <w:b/>
           <w:sz w:val="24"/>
         </w:rPr>
-        <w:t>表层瓶颈：现有关注/疲劳检测方法在安检迁移场景中性能退化明显。仅依赖面部特征的模型在"睁眼走神"情况下会产生大量假阴性，即模型判断为清醒但实际已出现系统性目标区域漏视；仅依赖注视特征的模型则在头部转动或gaze估计低置信区间出现假阳性，即因采集噪声而非真实关注衰退导致误判。任务难度引入后，两类单模态方法的判别性能均出现显著下降，尤其在困难任务下对关键区域漏视的检测灵敏度不足。</w:t>
+        <w:t>2. 真问题凝练</w:t>
+      </w:r>
+    </w:p>
+    <w:p>
+      <w:pPr>
+        <w:spacing w:line="360" w:lineRule="auto"/>
+        <w:ind w:firstLine="420"/>
+      </w:pPr>
+      <w:r>
+        <w:rPr>
+          <w:rFonts w:ascii="宋体" w:hAnsi="宋体" w:eastAsia="宋体"/>
+          <w:b w:val="0"/>
+          <w:sz w:val="22"/>
+        </w:rPr>
+        <w:t>X光行李安检是民航、轨道交通等公共安全体系的关键屏障，安检员需在长时间连续工作中保持对行李图像中违禁目标的敏锐搜索能力。该任务属于典型的持续警戒（Vigilance）范式：目标出现频率低、信号嵌入复杂背景、认知负荷高。警戒心理学研究表明，未经干预的警戒作业在20至40分钟内即可出现显著的检出率下降与反应时延增长，表现为有效关注不足。在安检场景中，关注状态的衰退直接对应漏检风险与误判风险，其后果涉及公共安全。</w:t>
+      </w:r>
+    </w:p>
+    <w:p>
+      <w:pPr>
+        <w:spacing w:line="360" w:lineRule="auto"/>
+        <w:ind w:firstLine="420"/>
+      </w:pPr>
+      <w:r>
+        <w:rPr>
+          <w:rFonts w:ascii="宋体" w:hAnsi="宋体" w:eastAsia="宋体"/>
+          <w:b w:val="0"/>
+          <w:sz w:val="22"/>
+        </w:rPr>
+        <w:t>现有安检疲劳与关注研究多将问题简化为通用困倦检测，依赖眼睑开合度（PERCLOS）、眨眼频率等单一面部线索进行状态判别。然而，真实安检场景中的"关注失效"并非仅表现为闭眼或打哈欠，而是呈现出注意力分布形态的系统化退化：安检员可能表面睁着眼睛，但其注视轨迹已系统性偏离X光图像中的关键目标区域，注视点云从围绕目标的"紧凑低熵态"演化为随机游走的"弥散高熵态"。由此，本研究的逻辑起点不是"如何把困倦检测做得更准"，而是"如何在非受控低质视觉条件下，量化视觉搜索策略从稳态拓扑向无序拓扑的相变过程"。</w:t>
+      </w:r>
+    </w:p>
+    <w:p>
+      <w:pPr>
+        <w:spacing w:line="360" w:lineRule="auto"/>
+        <w:ind w:firstLine="420"/>
+      </w:pPr>
+      <w:r>
+        <w:rPr>
+          <w:rFonts w:ascii="宋体" w:hAnsi="宋体" w:eastAsia="宋体"/>
+          <w:b w:val="0"/>
+          <w:sz w:val="22"/>
+        </w:rPr>
+        <w:t>核心定位转换：本研究刻意回避使用"疲劳"一词。在安检作业场景中，无论是生理疲劳、认知过载，还是主观懈怠（不够认真），其外在表现均为视觉注意力的失稳。本研究不试图充当"测谎仪"去鉴定操作员的心理状态，而是专注于"状态感知器"的功能：即当系统检测到注视分布发生显著相变并伴随操作绩效下降时，发出预警。换言之，我们不关心他"为什么走神"，只关心他"走神了没有"。这种任务导向的定义，确保了系统的公平性和工业可用性，同时完美规避了心理学因果归因的泥潭与劳工隐私风险。</w:t>
       </w:r>
     </w:p>
     <w:p>
       <w:r>
         <w:rPr>
-          <w:rFonts w:ascii="SimSun" w:hAnsi="SimSun" w:eastAsia="SimSun"/>
+          <w:rFonts w:ascii="黑体" w:hAnsi="黑体" w:eastAsia="黑体"/>
+          <w:b/>
           <w:sz w:val="24"/>
         </w:rPr>
-        <w:t>根源剖析：根源不在于单个分类器容量不足，而在于现有关注检测范式与安检任务之间存在模态错配与定义漂移。首先，通用疲劳检测以面部生理信号为核心，却忽略了安检任务的本质是"对目标区域的视觉覆盖"这一行为证据；其次，注视偏差序列在不同任务难度下具有不同的统计分布，简单套用固定距离阈值会在困难任务中引入系统性偏差；再次，早期朴素特征拼接的融合方式未能建模注视偏差与面部微动作之间的时序同步关系，例如眼睑微闭合瞬间伴随的注视偏移峰值本应是强证据，却在独立特征化中被稀释。</w:t>
+        <w:t>3. 技术瓶颈</w:t>
+      </w:r>
+    </w:p>
+    <w:tbl>
+      <w:tblPr>
+        <w:tblStyle w:val="TableGrid"/>
+        <w:tblW w:type="auto" w:w="0"/>
+        <w:tblLook w:firstColumn="1" w:firstRow="1" w:lastColumn="0" w:lastRow="0" w:noHBand="0" w:noVBand="1" w:val="04A0"/>
+      </w:tblPr>
+      <w:tblGrid>
+        <w:gridCol w:w="2880"/>
+        <w:gridCol w:w="2880"/>
+        <w:gridCol w:w="2880"/>
+      </w:tblGrid>
+      <w:tr>
+        <w:tc>
+          <w:tcPr>
+            <w:tcW w:type="dxa" w:w="2880"/>
+          </w:tcPr>
+          <w:p>
+            <w:r/>
+            <w:r>
+              <w:rPr>
+                <w:rFonts w:ascii="宋体" w:hAnsi="宋体" w:eastAsia="宋体"/>
+                <w:b/>
+                <w:sz w:val="20"/>
+              </w:rPr>
+              <w:t>瓶颈维度</w:t>
+            </w:r>
+          </w:p>
+        </w:tc>
+        <w:tc>
+          <w:tcPr>
+            <w:tcW w:type="dxa" w:w="2880"/>
+          </w:tcPr>
+          <w:p>
+            <w:r/>
+            <w:r>
+              <w:rPr>
+                <w:rFonts w:ascii="宋体" w:hAnsi="宋体" w:eastAsia="宋体"/>
+                <w:b/>
+                <w:sz w:val="20"/>
+              </w:rPr>
+              <w:t>具体表现</w:t>
+            </w:r>
+          </w:p>
+        </w:tc>
+        <w:tc>
+          <w:tcPr>
+            <w:tcW w:type="dxa" w:w="2880"/>
+          </w:tcPr>
+          <w:p>
+            <w:r/>
+            <w:r>
+              <w:rPr>
+                <w:rFonts w:ascii="宋体" w:hAnsi="宋体" w:eastAsia="宋体"/>
+                <w:b/>
+                <w:sz w:val="20"/>
+              </w:rPr>
+              <w:t>传统方法缺陷</w:t>
+            </w:r>
+          </w:p>
+        </w:tc>
+      </w:tr>
+      <w:tr>
+        <w:tc>
+          <w:tcPr>
+            <w:tcW w:type="dxa" w:w="2880"/>
+          </w:tcPr>
+          <w:p>
+            <w:r/>
+            <w:r>
+              <w:rPr>
+                <w:rFonts w:ascii="宋体" w:hAnsi="宋体" w:eastAsia="宋体"/>
+                <w:b w:val="0"/>
+                <w:sz w:val="20"/>
+              </w:rPr>
+              <w:t>成像低质</w:t>
+            </w:r>
+          </w:p>
+        </w:tc>
+        <w:tc>
+          <w:tcPr>
+            <w:tcW w:type="dxa" w:w="2880"/>
+          </w:tcPr>
+          <w:p>
+            <w:r/>
+            <w:r>
+              <w:rPr>
+                <w:rFonts w:ascii="宋体" w:hAnsi="宋体" w:eastAsia="宋体"/>
+                <w:b w:val="0"/>
+                <w:sz w:val="20"/>
+              </w:rPr>
+              <w:t>单摄像头720P/1080P、屏幕眩光、眼镜反光、广角畸变。</w:t>
+            </w:r>
+          </w:p>
+        </w:tc>
+        <w:tc>
+          <w:tcPr>
+            <w:tcW w:type="dxa" w:w="2880"/>
+          </w:tcPr>
+          <w:p>
+            <w:r/>
+            <w:r>
+              <w:rPr>
+                <w:rFonts w:ascii="宋体" w:hAnsi="宋体" w:eastAsia="宋体"/>
+                <w:b w:val="0"/>
+                <w:sz w:val="20"/>
+              </w:rPr>
+              <w:t>依赖高清人脸或红外摄像头的方案成本高、侵入性强，且无法解决屏幕反光问题。</w:t>
+            </w:r>
+          </w:p>
+        </w:tc>
+      </w:tr>
+      <w:tr>
+        <w:tc>
+          <w:tcPr>
+            <w:tcW w:type="dxa" w:w="2880"/>
+          </w:tcPr>
+          <w:p>
+            <w:r/>
+            <w:r>
+              <w:rPr>
+                <w:rFonts w:ascii="宋体" w:hAnsi="宋体" w:eastAsia="宋体"/>
+                <w:b w:val="0"/>
+                <w:sz w:val="20"/>
+              </w:rPr>
+              <w:t>信号微弱</w:t>
+            </w:r>
+          </w:p>
+        </w:tc>
+        <w:tc>
+          <w:tcPr>
+            <w:tcW w:type="dxa" w:w="2880"/>
+          </w:tcPr>
+          <w:p>
+            <w:r/>
+            <w:r>
+              <w:rPr>
+                <w:rFonts w:ascii="宋体" w:hAnsi="宋体" w:eastAsia="宋体"/>
+                <w:b w:val="0"/>
+                <w:sz w:val="20"/>
+              </w:rPr>
+              <w:t>静坐凝视状态下，眼动幅值极小，有效Fixation（注视）与噪声难以区分。</w:t>
+            </w:r>
+          </w:p>
+        </w:tc>
+        <w:tc>
+          <w:tcPr>
+            <w:tcW w:type="dxa" w:w="2880"/>
+          </w:tcPr>
+          <w:p>
+            <w:r/>
+            <w:r>
+              <w:rPr>
+                <w:rFonts w:ascii="宋体" w:hAnsi="宋体" w:eastAsia="宋体"/>
+                <w:b w:val="0"/>
+                <w:sz w:val="20"/>
+              </w:rPr>
+              <w:t>传统I-VT（速度阈值）算法失效，导致关注点估计漂移。</w:t>
+            </w:r>
+          </w:p>
+        </w:tc>
+      </w:tr>
+      <w:tr>
+        <w:tc>
+          <w:tcPr>
+            <w:tcW w:type="dxa" w:w="2880"/>
+          </w:tcPr>
+          <w:p>
+            <w:r/>
+            <w:r>
+              <w:rPr>
+                <w:rFonts w:ascii="宋体" w:hAnsi="宋体" w:eastAsia="宋体"/>
+                <w:b w:val="0"/>
+                <w:sz w:val="20"/>
+              </w:rPr>
+              <w:t>标注缺失</w:t>
+            </w:r>
+          </w:p>
+        </w:tc>
+        <w:tc>
+          <w:tcPr>
+            <w:tcW w:type="dxa" w:w="2880"/>
+          </w:tcPr>
+          <w:p>
+            <w:r/>
+            <w:r>
+              <w:rPr>
+                <w:rFonts w:ascii="宋体" w:hAnsi="宋体" w:eastAsia="宋体"/>
+                <w:b w:val="0"/>
+                <w:sz w:val="20"/>
+              </w:rPr>
+              <w:t>无法部署眼动仪获取Ground Truth，注意力标签难以量化。</w:t>
+            </w:r>
+          </w:p>
+        </w:tc>
+        <w:tc>
+          <w:tcPr>
+            <w:tcW w:type="dxa" w:w="2880"/>
+          </w:tcPr>
+          <w:p>
+            <w:r/>
+            <w:r>
+              <w:rPr>
+                <w:rFonts w:ascii="宋体" w:hAnsi="宋体" w:eastAsia="宋体"/>
+                <w:b w:val="0"/>
+                <w:sz w:val="20"/>
+              </w:rPr>
+              <w:t>缺乏监督信号，无法进行端到端深度学习训练。</w:t>
+            </w:r>
+          </w:p>
+        </w:tc>
+      </w:tr>
+      <w:tr>
+        <w:tc>
+          <w:tcPr>
+            <w:tcW w:type="dxa" w:w="2880"/>
+          </w:tcPr>
+          <w:p>
+            <w:r/>
+            <w:r>
+              <w:rPr>
+                <w:rFonts w:ascii="宋体" w:hAnsi="宋体" w:eastAsia="宋体"/>
+                <w:b w:val="0"/>
+                <w:sz w:val="20"/>
+              </w:rPr>
+              <w:t>归因混淆</w:t>
+            </w:r>
+          </w:p>
+        </w:tc>
+        <w:tc>
+          <w:tcPr>
+            <w:tcW w:type="dxa" w:w="2880"/>
+          </w:tcPr>
+          <w:p>
+            <w:r/>
+            <w:r>
+              <w:rPr>
+                <w:rFonts w:ascii="宋体" w:hAnsi="宋体" w:eastAsia="宋体"/>
+                <w:b w:val="0"/>
+                <w:sz w:val="20"/>
+              </w:rPr>
+              <w:t>难以区分"疲劳导致的走神"与"态度不端正导致的走神"。</w:t>
+            </w:r>
+          </w:p>
+        </w:tc>
+        <w:tc>
+          <w:tcPr>
+            <w:tcW w:type="dxa" w:w="2880"/>
+          </w:tcPr>
+          <w:p>
+            <w:r/>
+            <w:r>
+              <w:rPr>
+                <w:rFonts w:ascii="宋体" w:hAnsi="宋体" w:eastAsia="宋体"/>
+                <w:b w:val="0"/>
+                <w:sz w:val="20"/>
+              </w:rPr>
+              <w:t>涉及隐私伦理，且心理状态难以通过单一视觉特征准确反推。</w:t>
+            </w:r>
+          </w:p>
+        </w:tc>
+      </w:tr>
+    </w:tbl>
+    <w:p>
+      <w:r>
+        <w:rPr>
+          <w:rFonts w:ascii="黑体" w:hAnsi="黑体" w:eastAsia="黑体"/>
+          <w:b/>
+          <w:sz w:val="24"/>
+        </w:rPr>
+        <w:t>4. 核心矛盾</w:t>
+      </w:r>
+    </w:p>
+    <w:p>
+      <w:pPr>
+        <w:spacing w:line="360" w:lineRule="auto"/>
+        <w:ind w:firstLine="420"/>
+      </w:pPr>
+      <w:r>
+        <w:rPr>
+          <w:rFonts w:ascii="宋体" w:hAnsi="宋体" w:eastAsia="宋体"/>
+          <w:b w:val="0"/>
+          <w:sz w:val="22"/>
+        </w:rPr>
+        <w:t>安检有效关注监测需要的是对注视分布形态演化的量化与对任务绩效的关联验证，而现有方法要么依赖昂贵硬件（高清摄像头、眼动仪）、要么依赖外部操作日志（鼠标轨迹、违禁品检测框）、要么陷入心理状态归因争议。在仅有一路低清监控摄像头的现实约束下，如何实现"纯视觉、无侵入、全自动"的注意力稳定性量化，是本研究的核心矛盾。</w:t>
       </w:r>
     </w:p>
     <w:p>
       <w:r>
         <w:rPr>
-          <w:rFonts w:ascii="SimSun" w:hAnsi="SimSun" w:eastAsia="SimSun"/>
-          <w:sz w:val="24"/>
+          <w:rFonts w:ascii="黑体" w:hAnsi="黑体" w:eastAsia="黑体"/>
+          <w:b/>
+          <w:sz w:val="28"/>
         </w:rPr>
-        <w:t>核心矛盾：安检有效关注识别需要的是行为证据（注视覆盖）与生理证据（面部疲劳）的同步耦合与难度自适应的联合判定，而现有方法要么只取生理证据、要么只取行为证据、要么以朴素方式叠加。二者之间的矛盾使得"单模态看起来不错"并不必然等于"安检场景判得准"。</w:t>
-      </w:r>
-    </w:p>
-    <w:p>
-      <w:pPr>
-        <w:spacing w:before="240" w:after="120"/>
-      </w:pPr>
-      <w:r>
-        <w:rPr>
-          <w:rFonts w:ascii="SimHei" w:hAnsi="SimHei" w:eastAsia="SimHei"/>
-          <w:b/>
-          <w:sz w:val="24"/>
-        </w:rPr>
-        <w:t>4. 解决难度与价值反差：</w:t>
+        <w:t>二、科学问题与创新思路</w:t>
       </w:r>
     </w:p>
     <w:p>
       <w:r>
         <w:rPr>
-          <w:rFonts w:ascii="SimSun" w:hAnsi="SimSun" w:eastAsia="SimSun"/>
+          <w:rFonts w:ascii="黑体" w:hAnsi="黑体" w:eastAsia="黑体"/>
+          <w:b/>
           <w:sz w:val="24"/>
         </w:rPr>
-        <w:t>解决该问题难度极高，因为研究者必须在没有客观生理金标准（如EEG）的条件下，同时推断注视行为的任务相关性、面部线索的疲劳语义以及两类证据在不同难度下的动态权重，并避免简单融合导致某一模态证据被另一模态噪声淹没。一旦突破，该方法不仅能为X光安检关注监测提供可落地的技术方案，还可迁移至工业质检目视检测、远程监控人工复核、雷达屏幕持续监视等依赖视觉搜索有效性的职业场景。因此，本研究的价值不只是提升一个分类性能指标，而是建立面向任务型视觉搜索场景的"多模态有效关注证据融合"范式。</w:t>
+        <w:t>1. 科学问题</w:t>
       </w:r>
     </w:p>
     <w:p>
       <w:pPr>
-        <w:spacing w:before="360" w:after="240"/>
+        <w:spacing w:line="360" w:lineRule="auto"/>
+        <w:ind w:firstLine="420"/>
       </w:pPr>
       <w:r>
         <w:rPr>
-          <w:rFonts w:ascii="SimHei" w:hAnsi="SimHei" w:eastAsia="SimHei"/>
-          <w:b/>
-          <w:sz w:val="28"/>
+          <w:rFonts w:ascii="宋体" w:hAnsi="宋体" w:eastAsia="宋体"/>
+          <w:b w:val="0"/>
+          <w:sz w:val="22"/>
         </w:rPr>
-        <w:t>二、新思路：从"通用困倦检测"转向"任务感知的多模态证据融合"</w:t>
+        <w:t>如何在非受控低质视觉条件下，通过单次预标定建立的"注视误差场"模型，解耦并量化视觉搜索策略从"稳态拓扑"向"无序拓扑"的临界相变机制？</w:t>
       </w:r>
     </w:p>
     <w:p>
       <w:pPr>
-        <w:spacing w:before="240" w:after="120"/>
+        <w:spacing w:line="360" w:lineRule="auto"/>
+        <w:ind w:firstLine="420"/>
       </w:pPr>
       <w:r>
         <w:rPr>
-          <w:rFonts w:ascii="SimHei" w:hAnsi="SimHei" w:eastAsia="SimHei"/>
-          <w:b/>
-          <w:sz w:val="24"/>
+          <w:rFonts w:ascii="宋体" w:hAnsi="宋体" w:eastAsia="宋体"/>
+          <w:b w:val="0"/>
+          <w:sz w:val="22"/>
         </w:rPr>
-        <w:t>1. 前沿知识缺陷的量化界定：</w:t>
+        <w:t>核心挑战：摒弃对"疲劳"的心理归因，聚焦于"注意力分布形态的演化"。即不关心"为什么散"，只关心"散没散"，以及"散了之后对任务绩效的影响"。这一科学问题将研究从"检测某个状态"升维为"揭示认知相变机制"，从被动的噪声容忍转向主动的误差场建模。</w:t>
       </w:r>
     </w:p>
     <w:p>
       <w:r>
         <w:rPr>
-          <w:rFonts w:ascii="SimSun" w:hAnsi="SimSun" w:eastAsia="SimSun"/>
+          <w:rFonts w:ascii="黑体" w:hAnsi="黑体" w:eastAsia="黑体"/>
+          <w:b/>
           <w:sz w:val="24"/>
         </w:rPr>
-        <w:t>当前疲劳与关注检测研究呈现三类系统性缺陷，本研究后续将从三个层面量化：一是面部单模态与注视单模态在安检迁移任务中的性能差距，尤其在"睁眼走神"困难样本上的召回率下降幅度；二是朴素早期特征拼接与晚期决策融合相对于独立单模态的边际增益衰减，即增益不显著甚至退化的情形；三是任务难度对各模态判别阈值的调节效应，即简单任务与困难任务下最优注视距离阈值的差异程度及其统计显著性。</w:t>
+        <w:t>2. 创新思路</w:t>
       </w:r>
     </w:p>
     <w:p>
       <w:pPr>
-        <w:spacing w:before="240" w:after="120"/>
+        <w:spacing w:line="360" w:lineRule="auto"/>
+        <w:ind w:firstLine="420"/>
       </w:pPr>
       <w:r>
         <w:rPr>
-          <w:rFonts w:ascii="SimHei" w:hAnsi="SimHei" w:eastAsia="SimHei"/>
-          <w:b/>
-          <w:sz w:val="24"/>
+          <w:rFonts w:ascii="宋体" w:hAnsi="宋体" w:eastAsia="宋体"/>
+          <w:b w:val="0"/>
+          <w:sz w:val="22"/>
         </w:rPr>
-        <w:t>2. 缺陷根源和核心科学问题：</w:t>
+        <w:t>本研究将三大创新点串联为一个逻辑严密的"三位一体"创新架构，形成从误差建模、坐标系构建到统计推断的理论闭环。</w:t>
       </w:r>
     </w:p>
     <w:p>
       <w:r>
         <w:rPr>
-          <w:rFonts w:ascii="SimSun" w:hAnsi="SimSun" w:eastAsia="SimSun"/>
-          <w:sz w:val="24"/>
+          <w:rFonts w:ascii="宋体" w:hAnsi="宋体" w:eastAsia="宋体"/>
+          <w:b/>
+          <w:sz w:val="22"/>
         </w:rPr>
-        <w:t>缺陷根源在于现有模型缺少对"关注"的任务语义约束，也缺少对注视与面部两类证据时序耦合关系的显式建模。模型可以在通用数据集上学到困倦模式，却不能保证在安检任务中将注视偏离证据与面部疲劳证据做稳健联合。因此，本研究凝练出核心科学问题：如何通过数据驱动的有效关注阈值确定、注视偏差特征与面部行为特征的显式窗口化对齐、以及跨模态注意力机制下的证据协同推理，实现X光安检场景下有效关注与无效/不足关注的高精度、跨受试者可泛化识别？</w:t>
+        <w:t>创新点一：基于交互式标定的注视误差场建模（Error Field Modeling）</w:t>
       </w:r>
     </w:p>
     <w:p>
       <w:pPr>
-        <w:spacing w:before="240" w:after="120"/>
+        <w:spacing w:line="360" w:lineRule="auto"/>
+        <w:ind w:firstLine="420"/>
       </w:pPr>
       <w:r>
         <w:rPr>
-          <w:rFonts w:ascii="SimHei" w:hAnsi="SimHei" w:eastAsia="SimHei"/>
-          <w:b/>
-          <w:sz w:val="24"/>
+          <w:rFonts w:ascii="宋体" w:hAnsi="宋体" w:eastAsia="宋体"/>
+          <w:b w:val="0"/>
+          <w:sz w:val="22"/>
         </w:rPr>
-        <w:t>3. 新范式的猜想与依据：</w:t>
+        <w:t>思路：利用操作员上岗前的5分钟强制专注训练（屏幕随机点追踪），建立屏幕空间坐标到注视误差协方差矩阵的映射。</w:t>
+      </w:r>
+    </w:p>
+    <w:p>
+      <w:pPr>
+        <w:spacing w:line="360" w:lineRule="auto"/>
+        <w:ind w:firstLine="420"/>
+      </w:pPr>
+      <w:r>
+        <w:rPr>
+          <w:rFonts w:ascii="宋体" w:hAnsi="宋体" w:eastAsia="宋体"/>
+          <w:b w:val="0"/>
+          <w:sz w:val="22"/>
+        </w:rPr>
+        <w:t>突破：将"未知噪声"转化为"已知物理场"，通过白化变换（Whitening Transform）在算法层面扣除系统性误差，实现低质摄像头向准实验室精度的跃迁。这一创新提出了"屏幕空间依赖的注视噪声模型"，替代了传统的独立同分布假设，解决了"低质摄像头误差太大、结果不可信"的根本性质疑。</w:t>
       </w:r>
     </w:p>
     <w:p>
       <w:r>
         <w:rPr>
-          <w:rFonts w:ascii="SimSun" w:hAnsi="SimSun" w:eastAsia="SimSun"/>
-          <w:sz w:val="24"/>
+          <w:rFonts w:ascii="宋体" w:hAnsi="宋体" w:eastAsia="宋体"/>
+          <w:b/>
+          <w:sz w:val="22"/>
         </w:rPr>
-        <w:t>核心猜想：首先，通过嵌套留一受试者交叉验证（Nested LOSO）从注视—目标距离误差序列中数据驱动地确定有效关注距离阈值，并按任务难度分别选取阈值，可使窗口级注视特征获得比经验固定阈值更强的判别力；其次，在标准60秒时间窗内对齐注视偏差统计特征与眼部、口部、头部姿态等面部行为特征，并引入跨模态注意力融合策略，使模型能够捕捉困倦时段面部微闭眼与注视偏离同步出现的强证据片段，从而显著优于早期拼接与晚期融合两种基线；再次，多模态融合策略在困难任务下的性能衰减幅度将显著小于任一模态单独使用，体现出跨模态证据的互补鲁棒性。</w:t>
+        <w:t>创新点二：注视锚点驱动的增量式动态拓扑（Dynamic Topography）</w:t>
+      </w:r>
+    </w:p>
+    <w:p>
+      <w:pPr>
+        <w:spacing w:line="360" w:lineRule="auto"/>
+        <w:ind w:firstLine="420"/>
+      </w:pPr>
+      <w:r>
+        <w:rPr>
+          <w:rFonts w:ascii="宋体" w:hAnsi="宋体" w:eastAsia="宋体"/>
+          <w:b w:val="0"/>
+          <w:sz w:val="22"/>
+        </w:rPr>
+        <w:t>思路：摒弃外部操作日志，基于停留时长投票机制实时推断当前视觉焦点（Anchor）。构建以锚点为中心的动态坐标系，将注视点云转化为随时间演化的认知地形图。</w:t>
+      </w:r>
+    </w:p>
+    <w:p>
+      <w:pPr>
+        <w:spacing w:line="360" w:lineRule="auto"/>
+        <w:ind w:firstLine="420"/>
+      </w:pPr>
+      <w:r>
+        <w:rPr>
+          <w:rFonts w:ascii="宋体" w:hAnsi="宋体" w:eastAsia="宋体"/>
+          <w:b w:val="0"/>
+          <w:sz w:val="22"/>
+        </w:rPr>
+        <w:t>突破：解决了多目标场景下参考系频繁切换导致的特征撕裂问题，实现了纯视觉、全自动的内生注意力建模。不同于静态ROI，注视锚点通过时序投票机制实时捕获安检员的意图焦点，模仿人类视觉系统的"显著性引导"机制。</w:t>
       </w:r>
     </w:p>
     <w:p>
       <w:r>
         <w:rPr>
-          <w:rFonts w:ascii="SimSun" w:hAnsi="SimSun" w:eastAsia="SimSun"/>
-          <w:sz w:val="24"/>
+          <w:rFonts w:ascii="宋体" w:hAnsi="宋体" w:eastAsia="宋体"/>
+          <w:b/>
+          <w:sz w:val="22"/>
         </w:rPr>
-        <w:t>理论依据：警戒心理学中的资源投入模型表明，认知资源衰退首先表现为任务导向行为的精度下降（注视偏离目标），随后才出现显性生理疲态（闭眼、哈欠）。两类证据在时间上部分异步但高度相关，单一模态只捕捉其中一段证据链条，而融合可在特征空间中形成更完整的关注衰退轨迹。此外，跨模态注意力机制允许模型在不同样本中自适应地信任可靠模态，为不同受试者、不同难度下的证据权重差异提供了机制性解释。</w:t>
+        <w:t>创新点三：非参数化的分布形态学分析（Distribution Morphology）</w:t>
       </w:r>
     </w:p>
     <w:p>
       <w:pPr>
-        <w:spacing w:before="240" w:after="120"/>
+        <w:spacing w:line="360" w:lineRule="auto"/>
+        <w:ind w:firstLine="420"/>
       </w:pPr>
       <w:r>
         <w:rPr>
-          <w:rFonts w:ascii="SimHei" w:hAnsi="SimHei" w:eastAsia="SimHei"/>
-          <w:b/>
-          <w:sz w:val="24"/>
+          <w:rFonts w:ascii="宋体" w:hAnsi="宋体" w:eastAsia="宋体"/>
+          <w:b w:val="0"/>
+          <w:sz w:val="22"/>
         </w:rPr>
-        <w:t>4. 与前沿路径的范式级区别：</w:t>
+        <w:t>思路：放弃对高斯分布的假设，采用分位数鲁棒统计量（IQR、凸包面积、空间熵）描述点云形态。利用置换检验（Permutation Test）对比实时分布与基线分布的差异。</w:t>
+      </w:r>
+    </w:p>
+    <w:p>
+      <w:pPr>
+        <w:spacing w:line="360" w:lineRule="auto"/>
+        <w:ind w:firstLine="420"/>
+      </w:pPr>
+      <w:r>
+        <w:rPr>
+          <w:rFonts w:ascii="宋体" w:hAnsi="宋体" w:eastAsia="宋体"/>
+          <w:b w:val="0"/>
+          <w:sz w:val="22"/>
+        </w:rPr>
+        <w:t>突破：在未知噪声分布下，仍能稳定检测从"紧凑低熵态"到"弥散高熵态"的拓扑相变。将注意力失稳定义为注视点云在隐空间中的拓扑结构变化，从理论上规避了误差分布未知带来的统计偏差，提升了方法的工业可用性。</w:t>
       </w:r>
     </w:p>
     <w:p>
       <w:r>
         <w:rPr>
-          <w:rFonts w:ascii="SimSun" w:hAnsi="SimSun" w:eastAsia="SimSun"/>
+          <w:rFonts w:ascii="黑体" w:hAnsi="黑体" w:eastAsia="黑体"/>
+          <w:b/>
           <w:sz w:val="24"/>
         </w:rPr>
-        <w:t>本研究不以"使用多模态融合"为创新点包装，也不将工作表述为通用疲劳检测模型的简单迁移。其根本区别在于问题与方法的共生设计：为了解决注视偏离的有效关注边界不可知问题，引入基于Nested LOSO的阈值阶段，避免了经验阈值的主观偏差；为了解决困难任务与简单任务的注视误差分布差异问题，引入难度特异的双阈值体系，使注视特征在两种难度下具有可比较的语义；为了解决朴素融合下证据不同步的问题，引入跨模态注意力的细粒度耦合，使模型显式建模模态间的协同关系。也就是说，模型结构的每一部分都对应一个明确的场景瓶颈，而不是对现有模块的机械堆叠。</w:t>
+        <w:t>3. 核心术语与记忆点</w:t>
       </w:r>
     </w:p>
     <w:p>
       <w:pPr>
-        <w:spacing w:before="240" w:after="120"/>
+        <w:spacing w:line="360" w:lineRule="auto"/>
+        <w:ind w:firstLine="420"/>
       </w:pPr>
       <w:r>
         <w:rPr>
-          <w:rFonts w:ascii="SimHei" w:hAnsi="SimHei" w:eastAsia="SimHei"/>
-          <w:b/>
-          <w:sz w:val="24"/>
+          <w:rFonts w:ascii="宋体" w:hAnsi="宋体" w:eastAsia="宋体"/>
+          <w:b w:val="0"/>
+          <w:sz w:val="22"/>
         </w:rPr>
-        <w:t>5. 核心术语与记忆点：</w:t>
+        <w:t>本研究围绕三个核心术语组织全文：其一是"注视误差场"，用于刻画低质视觉条件下通过预标定建立的系统性噪声物理模型，是整个方法链的精度基石；其二是"注视锚点"，用于描述通过时序投票机制实时推断的内生视觉焦点，是实现全自动无日志接入的关键；其三是"分布形态学"，用于刻画注视点云从稳态到失稳态的拓扑相变过程，是状态量化的理论范式。三者环环相扣：误差场修正使坐标可信→锚点投票使坐标系动态建立→分布形态学使相变可量化检测。</w:t>
       </w:r>
     </w:p>
     <w:p>
       <w:r>
         <w:rPr>
-          <w:rFonts w:ascii="SimSun" w:hAnsi="SimSun" w:eastAsia="SimSun"/>
-          <w:sz w:val="24"/>
+          <w:rFonts w:ascii="黑体" w:hAnsi="黑体" w:eastAsia="黑体"/>
+          <w:b/>
+          <w:sz w:val="28"/>
         </w:rPr>
-        <w:t>本研究将围绕两个核心术语组织全文：其一是"有效关注碎片化"，用于描述安检场景中注视偏离、面部疲态与难度调节共同导致的判别证据分散、单模态不足以覆盖的本质问题；其二是"难度自适应多模态证据融合"，用于刻画从阈值确定、窗口对齐到跨模态推理的全过程方案。通过这两个术语，将研究从"通用疲劳检测工程"提升为"面向任务型视觉搜索的有效关注识别机制"研究。</w:t>
+        <w:t>三、技术路线</w:t>
       </w:r>
     </w:p>
     <w:p>
       <w:pPr>
-        <w:spacing w:before="360" w:after="240"/>
+        <w:spacing w:line="360" w:lineRule="auto"/>
+        <w:ind w:firstLine="420"/>
       </w:pPr>
       <w:r>
         <w:rPr>
-          <w:rFonts w:ascii="SimHei" w:hAnsi="SimHei" w:eastAsia="SimHei"/>
-          <w:b/>
-          <w:sz w:val="28"/>
+          <w:rFonts w:ascii="宋体" w:hAnsi="宋体" w:eastAsia="宋体"/>
+          <w:b w:val="0"/>
+          <w:sz w:val="22"/>
         </w:rPr>
-        <w:t>三、硬成果：以现象发现支撑范式级产出</w:t>
-      </w:r>
-    </w:p>
-    <w:p>
-      <w:pPr>
-        <w:spacing w:before="240" w:after="120"/>
-      </w:pPr>
-      <w:r>
-        <w:rPr>
-          <w:rFonts w:ascii="SimHei" w:hAnsi="SimHei" w:eastAsia="SimHei"/>
-          <w:b/>
-          <w:sz w:val="24"/>
-        </w:rPr>
-        <w:t>1. 预期科学发现与颠覆性：</w:t>
+        <w:t>本研究的技术路线分为三个阶段，形成"标定建模→在线感知→预警决策"的完整闭环，各阶段前后衔接、逐层递进。</w:t>
       </w:r>
     </w:p>
     <w:p>
       <w:r>
         <w:rPr>
-          <w:rFonts w:ascii="SimSun" w:hAnsi="SimSun" w:eastAsia="SimSun"/>
+          <w:rFonts w:ascii="黑体" w:hAnsi="黑体" w:eastAsia="黑体"/>
+          <w:b/>
           <w:sz w:val="24"/>
         </w:rPr>
-        <w:t>本研究预期发现并验证"单模态疲劳检测在安检场景中存在可量化的证据缺口"这一现象。即仅依赖面部特征或仅依赖注视特征的模型即使在各自基准上表现良好，在安检迁移任务中仍会因证据片面而在关键困难样本上出现系统性误判；相反，任务感知的多模态融合即使不单纯追求单模态上的最高指标，也可能显著提升整体判别鲁棒性与跨受试者泛化能力。该发现将冲击"疲劳检测只需面部PERCLOS即可"的简化认知，确立"行为—生理双证据耦合"的任务型关注识别原则。</w:t>
+        <w:t>阶段一：离线标定与基线建立</w:t>
       </w:r>
     </w:p>
     <w:p>
       <w:pPr>
-        <w:spacing w:before="240" w:after="120"/>
+        <w:spacing w:line="360" w:lineRule="auto"/>
+        <w:ind w:firstLine="420"/>
       </w:pPr>
       <w:r>
         <w:rPr>
-          <w:rFonts w:ascii="SimHei" w:hAnsi="SimHei" w:eastAsia="SimHei"/>
-          <w:b/>
-          <w:sz w:val="24"/>
+          <w:rFonts w:ascii="宋体" w:hAnsi="宋体" w:eastAsia="宋体"/>
+          <w:b w:val="0"/>
+          <w:sz w:val="22"/>
         </w:rPr>
-        <w:t>2. 预期技术性能的阶跃式提升：</w:t>
+        <w:t>本阶段是整个研究路线的精度基石，其核心思想是"预知误差，并在分析中扣除误差"，而非被动忍受噪声。</w:t>
       </w:r>
     </w:p>
     <w:p>
       <w:r>
         <w:rPr>
-          <w:rFonts w:ascii="SimSun" w:hAnsi="SimSun" w:eastAsia="SimSun"/>
-          <w:sz w:val="24"/>
+          <w:rFonts w:ascii="宋体" w:hAnsi="宋体" w:eastAsia="宋体"/>
+          <w:b/>
+          <w:sz w:val="22"/>
         </w:rPr>
-        <w:t>预期构建完整的X光安检有效关注识别框架，包括：数据驱动的阈值确定模块、注视—面部双模态特征提取与窗口对齐模块、以及包含早期拼接（F1）、晚期融合（F2）、跨模态注意力融合（F3）的三档融合对比体系。在20名受试者、简单与困难双任务难度、嵌套留一受试者（Nested LOSO）验证条件下，预期实现以下系统性提升：（1）注视单模态受试者独立ROC-AUC不低于0.90，面部单模态不低于0.86；（2）跨模态注意力融合（F3）AUC不低于0.92，相对早期拼接（F1）与晚期融合（F2）分别提升约0.04与0.01，并通过Wilcoxon符号秩检验验证统计显著性；（3）在困难任务下，多模态融合的AUC衰减幅度控制在0.05以内，显著优于注视单模态（约0.06）与面部单模态（约0.06）的衰减幅度；（4）特征消融实验验证移除注视模态时AUC下降约0.07、移除眼部特征时AUC下降约0.05，而移除口部特征时性能无显著下降，从量化上明确各模态贡献度；（5）排列重要性分析中，注视误差波动（std_error）、眼睑开合均值（EAR_mean）、95%分位误差（p95_error）位列特征贡献前三。</w:t>
+        <w:t>（1）交互式标定软件</w:t>
       </w:r>
     </w:p>
     <w:p>
       <w:pPr>
-        <w:spacing w:before="240" w:after="120"/>
+        <w:spacing w:line="360" w:lineRule="auto"/>
+        <w:ind w:firstLine="420"/>
       </w:pPr>
       <w:r>
         <w:rPr>
-          <w:rFonts w:ascii="SimHei" w:hAnsi="SimHei" w:eastAsia="SimHei"/>
-          <w:b/>
-          <w:sz w:val="24"/>
+          <w:rFonts w:ascii="宋体" w:hAnsi="宋体" w:eastAsia="宋体"/>
+          <w:b w:val="0"/>
+          <w:sz w:val="22"/>
         </w:rPr>
-        <w:t>3. 对原有技术体系的冲击程度：</w:t>
+        <w:t>开发屏幕随机点追踪程序：在监视屏幕上随机生成关注目标点（2秒预备时间，目标点为黄色；2秒后自动变为绿色，持续移动10秒后消失），采集5分钟操作员精准注视数据。该标定过程是"一次性、无侵入、全自动"的，操作员只需紧盯目标即可。</w:t>
       </w:r>
     </w:p>
     <w:p>
       <w:r>
         <w:rPr>
-          <w:rFonts w:ascii="SimSun" w:hAnsi="SimSun" w:eastAsia="SimSun"/>
-          <w:sz w:val="24"/>
+          <w:rFonts w:ascii="宋体" w:hAnsi="宋体" w:eastAsia="宋体"/>
+          <w:b/>
+          <w:sz w:val="22"/>
         </w:rPr>
-        <w:t>新方法将证明，面向安检场景的有效关注识别不能只以单一模态或通用指标为目标，而必须同时考虑任务语义（注视—目标覆盖）、生理语义（面部疲态）与难度条件的动态权重。它表明，兼顾"行为看得准、生理判得稳、难度分得清"不是一种经验调参，而是可以通过阈值阶段的统计确定、窗口级特征的显式对齐与跨模态注意力的协同推理实现的系统机制。</w:t>
+        <w:t>（2）注视误差场构建</w:t>
       </w:r>
     </w:p>
     <w:p>
       <w:pPr>
-        <w:spacing w:before="240" w:after="120"/>
+        <w:spacing w:line="360" w:lineRule="auto"/>
+        <w:ind w:firstLine="420"/>
       </w:pPr>
       <w:r>
         <w:rPr>
-          <w:rFonts w:ascii="SimHei" w:hAnsi="SimHei" w:eastAsia="SimHei"/>
-          <w:b/>
-          <w:sz w:val="24"/>
+          <w:rFonts w:ascii="宋体" w:hAnsi="宋体" w:eastAsia="宋体"/>
+          <w:b w:val="0"/>
+          <w:sz w:val="22"/>
         </w:rPr>
-        <w:t>4. 现象发现弥补模型创新质疑：</w:t>
+        <w:t>将屏幕网格化，对每个网格计算标定点的误差协方差矩阵，生成全屏误差热力图（Heatmap）。该热力图直观呈现屏幕各区域的系统性误差分布（如屏幕边缘误差较大、中心误差较小），是论文的第一个核心Figure。通过这一步骤，获得了屏幕空间坐标到注视误差的映射函数，将"未知噪声"转化为"已知物理场"。</w:t>
       </w:r>
     </w:p>
     <w:p>
       <w:r>
         <w:rPr>
-          <w:rFonts w:ascii="SimSun" w:hAnsi="SimSun" w:eastAsia="SimSun"/>
-          <w:sz w:val="24"/>
+          <w:rFonts w:ascii="宋体" w:hAnsi="宋体" w:eastAsia="宋体"/>
+          <w:b/>
+          <w:sz w:val="22"/>
         </w:rPr>
-        <w:t>即使审稿人认为跨模态注意力或Nested LOSO并非全新技术模块，本研究仍可通过原创现象发现建立贡献：第一，量化任务难度对有效关注阈值的非线性调节作用（简单任务阈值975px、困难任务625px、折中统一阈值900px），证明经验固定阈值的系统性偏差；第二，系统证明面部单模态与注视单模态在安检场景中的性能缺口与各自失效模式；第三，通过消融与排列重要性证明注视模态比面部模态对安检关注识别贡献更大，而眼部特征是面部模态中的核心贡献组，口部哈欠特征在当前数据规模下贡献有限。这些发现使研究贡献从"模型组合"升维为"机制认识"。</w:t>
+        <w:t>（3）个性化基线建立</w:t>
       </w:r>
     </w:p>
     <w:p>
       <w:pPr>
-        <w:spacing w:before="240" w:after="120"/>
+        <w:spacing w:line="360" w:lineRule="auto"/>
+        <w:ind w:firstLine="420"/>
       </w:pPr>
       <w:r>
         <w:rPr>
-          <w:rFonts w:ascii="SimHei" w:hAnsi="SimHei" w:eastAsia="SimHei"/>
-          <w:b/>
-          <w:sz w:val="24"/>
+          <w:rFonts w:ascii="宋体" w:hAnsi="宋体" w:eastAsia="宋体"/>
+          <w:b w:val="0"/>
+          <w:sz w:val="22"/>
         </w:rPr>
-        <w:t>5. 方法论跃迁的普适价值：</w:t>
+        <w:t>提取操作员在清醒状态下的注视点云特征（如90%分位数椭圆面积），作为"零偏移"基准。标定时的"精准关注"代表了该操作员的最佳认知投入状态，后续所有的注意力失稳判断，都是相对于这个个性化基线的统计偏移。这解决了"千人千面"问题——无需跨人泛化，只需证明"本人注意力失稳了"。</w:t>
       </w:r>
     </w:p>
     <w:p>
       <w:r>
         <w:rPr>
-          <w:rFonts w:ascii="SimSun" w:hAnsi="SimSun" w:eastAsia="SimSun"/>
+          <w:rFonts w:ascii="黑体" w:hAnsi="黑体" w:eastAsia="黑体"/>
+          <w:b/>
           <w:sz w:val="24"/>
         </w:rPr>
-        <w:t>本研究提出的"阈值阶段—特征对齐—跨模态融合"三级方法论具有超越安检场景的普适价值，可为工业质检目视检测、医疗影像人工复核、空中交通管制屏幕监视、驾驶员持续注意监测等依赖任务型视觉搜索有效性的场景提供新的基础工具。其本质是让关注感知系统从被动依赖单一模态线索，转向主动融合行为证据与生理证据并进行任务条件自适应的联合判定。</w:t>
+        <w:t>阶段二：在线推理与状态感知</w:t>
       </w:r>
     </w:p>
     <w:p>
       <w:pPr>
-        <w:spacing w:before="360" w:after="240"/>
+        <w:spacing w:line="360" w:lineRule="auto"/>
+        <w:ind w:firstLine="420"/>
       </w:pPr>
       <w:r>
         <w:rPr>
-          <w:rFonts w:ascii="SimHei" w:hAnsi="SimHei" w:eastAsia="SimHei"/>
-          <w:b/>
-          <w:sz w:val="28"/>
+          <w:rFonts w:ascii="宋体" w:hAnsi="宋体" w:eastAsia="宋体"/>
+          <w:b w:val="0"/>
+          <w:sz w:val="22"/>
         </w:rPr>
-        <w:t>四、铁验证：构建从现象到机制的无懈可击证据链</w:t>
-      </w:r>
-    </w:p>
-    <w:p>
-      <w:pPr>
-        <w:spacing w:before="240" w:after="120"/>
-      </w:pPr>
-      <w:r>
-        <w:rPr>
-          <w:rFonts w:ascii="SimHei" w:hAnsi="SimHei" w:eastAsia="SimHei"/>
-          <w:b/>
-          <w:sz w:val="24"/>
-        </w:rPr>
-        <w:t>1. 待验核心结论的可否证性：</w:t>
+        <w:t>本阶段承接阶段一的误差场模型，实现从原始gaze流到注意力失稳量化的实时推理。</w:t>
       </w:r>
     </w:p>
     <w:p>
       <w:r>
         <w:rPr>
-          <w:rFonts w:ascii="SimSun" w:hAnsi="SimSun" w:eastAsia="SimSun"/>
-          <w:sz w:val="24"/>
+          <w:rFonts w:ascii="宋体" w:hAnsi="宋体" w:eastAsia="宋体"/>
+          <w:b/>
+          <w:sz w:val="22"/>
         </w:rPr>
-        <w:t>本方案的核心结论为："在X光安检有效关注识别中，首先通过嵌套留一受试者交叉验证数据驱动地确定有效关注距离阈值并进行难度特异化处理，随后在标准时间窗内对齐注视偏差特征与面部行为特征，并采用跨模态注意力融合策略进行联合推理，能够显著提升有效关注识别的受试者独立ROC-AUC、统计显著性与困难任务下的鲁棒性，并优于早期拼接与晚期融合两类基线。"该结论具体、可被实验否证。若多模态融合AUC不显著高于最佳单模态，或困难任务下的衰减幅度不小于单模态，则核心猜想需要被修正或拒绝。</w:t>
+        <w:t>（1）误差修正</w:t>
       </w:r>
     </w:p>
     <w:p>
       <w:pPr>
-        <w:spacing w:before="240" w:after="120"/>
+        <w:spacing w:line="360" w:lineRule="auto"/>
+        <w:ind w:firstLine="420"/>
       </w:pPr>
       <w:r>
         <w:rPr>
-          <w:rFonts w:ascii="SimHei" w:hAnsi="SimHei" w:eastAsia="SimHei"/>
-          <w:b/>
-          <w:sz w:val="24"/>
+          <w:rFonts w:ascii="宋体" w:hAnsi="宋体" w:eastAsia="宋体"/>
+          <w:b w:val="0"/>
+          <w:sz w:val="22"/>
         </w:rPr>
-        <w:t>2. 验证体系的逻辑完备性：</w:t>
+        <w:t>实时获取gaze估计点，查表获取当前位置对应的误差协方差，进行马氏距离归一化（消除空间异方差）。通过白化变换，将不同区域的异方差噪声统一到可比较的尺度，使后续分布分析在统计意义上等价。</w:t>
       </w:r>
     </w:p>
     <w:p>
       <w:r>
         <w:rPr>
-          <w:rFonts w:ascii="SimSun" w:hAnsi="SimSun" w:eastAsia="SimSun"/>
-          <w:sz w:val="24"/>
+          <w:rFonts w:ascii="宋体" w:hAnsi="宋体" w:eastAsia="宋体"/>
+          <w:b/>
+          <w:sz w:val="22"/>
         </w:rPr>
-        <w:t>验证维度分解：将核心结论拆解为五个正交验证维度。维度A（单模态基线成立性）：仅注视特征与仅面部特征的ROC-AUC是否均显著高于0.5随机水平？维度B（融合优势性）：跨模态注意力融合AUC是否显著高于早期拼接、晚期融合以及最佳单模态，并通过Wilcoxon符号秩检验给出p值与效应量？维度C（难度自适应有效性）：采用难度特异阈值与难度分层建模后，困难任务下的AUC衰减是否得到缓解？维度D（特征机制可解释性）：注视模态、眼部特征、口部特征的消融性能变化是否符合先验预期？排列重要性与SHAP值给出的Top贡献特征是否具备行为/生理可解释性？维度E（跨受试者泛化稳定性）：20折Nested LOSO下AUC的标准差、95%置信区间与每折正值比例是否表现稳定，未出现个别受试者主导整体性能的情况？</w:t>
+        <w:t>（2）动态锚点选择</w:t>
+      </w:r>
+    </w:p>
+    <w:p>
+      <w:pPr>
+        <w:spacing w:line="360" w:lineRule="auto"/>
+        <w:ind w:firstLine="420"/>
+      </w:pPr>
+      <w:r>
+        <w:rPr>
+          <w:rFonts w:ascii="宋体" w:hAnsi="宋体" w:eastAsia="宋体"/>
+          <w:b w:val="0"/>
+          <w:sz w:val="22"/>
+        </w:rPr>
+        <w:t>在修正后的坐标上，推断当前视觉焦点：</w:t>
+      </w:r>
+    </w:p>
+    <w:p>
+      <w:pPr>
+        <w:spacing w:line="360" w:lineRule="auto"/>
+        <w:ind w:left="420"/>
+      </w:pPr>
+      <w:r>
+        <w:rPr>
+          <w:rFonts w:ascii="宋体" w:hAnsi="宋体" w:eastAsia="宋体"/>
+          <w:b w:val="0"/>
+          <w:sz w:val="22"/>
+        </w:rPr>
+        <w:t>Saccade/Fixation分离：使用I-VT算法（速度阈值法）分离扫视与注视，只取Fixation段的点参与投票，避免扫视期的噪声点稀释真实关注点。</w:t>
+      </w:r>
+    </w:p>
+    <w:p>
+      <w:pPr>
+        <w:spacing w:line="360" w:lineRule="auto"/>
+        <w:ind w:left="420"/>
+      </w:pPr>
+      <w:r>
+        <w:rPr>
+          <w:rFonts w:ascii="宋体" w:hAnsi="宋体" w:eastAsia="宋体"/>
+          <w:b w:val="0"/>
+          <w:sz w:val="22"/>
+        </w:rPr>
+        <w:t>软投票机制：对Fixation点进行高斯核加权投票，累计时长最长的区域判定为当前关注点。相比硬判"在不在框里"，软接近更稳健，能应对gaze估计1-2°误差与小幅晃动。</w:t>
+      </w:r>
+    </w:p>
+    <w:p>
+      <w:pPr>
+        <w:spacing w:line="360" w:lineRule="auto"/>
+        <w:ind w:left="420"/>
+      </w:pPr>
+      <w:r>
+        <w:rPr>
+          <w:rFonts w:ascii="宋体" w:hAnsi="宋体" w:eastAsia="宋体"/>
+          <w:b w:val="0"/>
+          <w:sz w:val="22"/>
+        </w:rPr>
+        <w:t>切换边界处理：设置150ms滞后来处理关注点切换边界，前面50-100ms作为过渡带丢弃或弱化权重，防止坐标系原点切换时分布被撕裂。</w:t>
       </w:r>
     </w:p>
     <w:p>
       <w:r>
         <w:rPr>
-          <w:rFonts w:ascii="SimSun" w:hAnsi="SimSun" w:eastAsia="SimSun"/>
-          <w:sz w:val="24"/>
+          <w:rFonts w:ascii="宋体" w:hAnsi="宋体" w:eastAsia="宋体"/>
+          <w:b/>
+          <w:sz w:val="22"/>
         </w:rPr>
-        <w:t>逻辑链：A证明"单模态各自有效"，B证明"融合确实带来增益"，C证明"难度调节机制必要且有效"，D证明"特征贡献符合机制预期"，E证明"结果可泛化、不过拟合"。只有A、B、C、D、E同时成立，才能说明本研究真正解决了安检场景有效关注识别中的核心瓶颈。</w:t>
+        <w:t>（3）拓扑演化分析</w:t>
       </w:r>
     </w:p>
     <w:p>
       <w:pPr>
-        <w:spacing w:before="240" w:after="120"/>
+        <w:spacing w:line="360" w:lineRule="auto"/>
+        <w:ind w:firstLine="420"/>
       </w:pPr>
       <w:r>
         <w:rPr>
-          <w:rFonts w:ascii="SimHei" w:hAnsi="SimHei" w:eastAsia="SimHei"/>
-          <w:b/>
-          <w:sz w:val="24"/>
+          <w:rFonts w:ascii="宋体" w:hAnsi="宋体" w:eastAsia="宋体"/>
+          <w:b w:val="0"/>
+          <w:sz w:val="22"/>
         </w:rPr>
-        <w:t>3. 对比实验的代表性与挑战性：</w:t>
+        <w:t>在以锚点为中心的动态坐标系中，计算实时分布形态特征：</w:t>
+      </w:r>
+    </w:p>
+    <w:tbl>
+      <w:tblPr>
+        <w:tblStyle w:val="TableGrid"/>
+        <w:tblW w:type="auto" w:w="0"/>
+        <w:tblLook w:firstColumn="1" w:firstRow="1" w:lastColumn="0" w:lastRow="0" w:noHBand="0" w:noVBand="1" w:val="04A0"/>
+      </w:tblPr>
+      <w:tblGrid>
+        <w:gridCol w:w="2880"/>
+        <w:gridCol w:w="2880"/>
+        <w:gridCol w:w="2880"/>
+      </w:tblGrid>
+      <w:tr>
+        <w:tc>
+          <w:tcPr>
+            <w:tcW w:type="dxa" w:w="2880"/>
+          </w:tcPr>
+          <w:p>
+            <w:r/>
+            <w:r>
+              <w:rPr>
+                <w:rFonts w:ascii="宋体" w:hAnsi="宋体" w:eastAsia="宋体"/>
+                <w:b/>
+                <w:sz w:val="20"/>
+              </w:rPr>
+              <w:t>特征维度</w:t>
+            </w:r>
+          </w:p>
+        </w:tc>
+        <w:tc>
+          <w:tcPr>
+            <w:tcW w:type="dxa" w:w="2880"/>
+          </w:tcPr>
+          <w:p>
+            <w:r/>
+            <w:r>
+              <w:rPr>
+                <w:rFonts w:ascii="宋体" w:hAnsi="宋体" w:eastAsia="宋体"/>
+                <w:b/>
+                <w:sz w:val="20"/>
+              </w:rPr>
+              <w:t>非参数化处理方案</w:t>
+            </w:r>
+          </w:p>
+        </w:tc>
+        <w:tc>
+          <w:tcPr>
+            <w:tcW w:type="dxa" w:w="2880"/>
+          </w:tcPr>
+          <w:p>
+            <w:r/>
+            <w:r>
+              <w:rPr>
+                <w:rFonts w:ascii="宋体" w:hAnsi="宋体" w:eastAsia="宋体"/>
+                <w:b/>
+                <w:sz w:val="20"/>
+              </w:rPr>
+              <w:t>抗噪原理</w:t>
+            </w:r>
+          </w:p>
+        </w:tc>
+      </w:tr>
+      <w:tr>
+        <w:tc>
+          <w:tcPr>
+            <w:tcW w:type="dxa" w:w="2880"/>
+          </w:tcPr>
+          <w:p>
+            <w:r/>
+            <w:r>
+              <w:rPr>
+                <w:rFonts w:ascii="宋体" w:hAnsi="宋体" w:eastAsia="宋体"/>
+                <w:b w:val="0"/>
+                <w:sz w:val="20"/>
+              </w:rPr>
+              <w:t>离散程度</w:t>
+            </w:r>
+          </w:p>
+        </w:tc>
+        <w:tc>
+          <w:tcPr>
+            <w:tcW w:type="dxa" w:w="2880"/>
+          </w:tcPr>
+          <w:p>
+            <w:r/>
+            <w:r>
+              <w:rPr>
+                <w:rFonts w:ascii="宋体" w:hAnsi="宋体" w:eastAsia="宋体"/>
+                <w:b w:val="0"/>
+                <w:sz w:val="20"/>
+              </w:rPr>
+              <w:t>四分位距（IQR）/ 中位绝对偏差（MAD）</w:t>
+            </w:r>
+          </w:p>
+        </w:tc>
+        <w:tc>
+          <w:tcPr>
+            <w:tcW w:type="dxa" w:w="2880"/>
+          </w:tcPr>
+          <w:p>
+            <w:r/>
+            <w:r>
+              <w:rPr>
+                <w:rFonts w:ascii="宋体" w:hAnsi="宋体" w:eastAsia="宋体"/>
+                <w:b w:val="0"/>
+                <w:sz w:val="20"/>
+              </w:rPr>
+              <w:t>取代标准差。中位数和四分位数对极端离群点（如眨眼导致的误检）免疫。</w:t>
+            </w:r>
+          </w:p>
+        </w:tc>
+      </w:tr>
+      <w:tr>
+        <w:tc>
+          <w:tcPr>
+            <w:tcW w:type="dxa" w:w="2880"/>
+          </w:tcPr>
+          <w:p>
+            <w:r/>
+            <w:r>
+              <w:rPr>
+                <w:rFonts w:ascii="宋体" w:hAnsi="宋体" w:eastAsia="宋体"/>
+                <w:b w:val="0"/>
+                <w:sz w:val="20"/>
+              </w:rPr>
+              <w:t>空间形状</w:t>
+            </w:r>
+          </w:p>
+        </w:tc>
+        <w:tc>
+          <w:tcPr>
+            <w:tcW w:type="dxa" w:w="2880"/>
+          </w:tcPr>
+          <w:p>
+            <w:r/>
+            <w:r>
+              <w:rPr>
+                <w:rFonts w:ascii="宋体" w:hAnsi="宋体" w:eastAsia="宋体"/>
+                <w:b w:val="0"/>
+                <w:sz w:val="20"/>
+              </w:rPr>
+              <w:t>凸包面积（Convex Hull Area）/ 分位数椭圆面积</w:t>
+            </w:r>
+          </w:p>
+        </w:tc>
+        <w:tc>
+          <w:tcPr>
+            <w:tcW w:type="dxa" w:w="2880"/>
+          </w:tcPr>
+          <w:p>
+            <w:r/>
+            <w:r>
+              <w:rPr>
+                <w:rFonts w:ascii="宋体" w:hAnsi="宋体" w:eastAsia="宋体"/>
+                <w:b w:val="0"/>
+                <w:sz w:val="20"/>
+              </w:rPr>
+              <w:t>取代协方差矩阵。直接描述点的覆盖范围，不关心内部密度分布。</w:t>
+            </w:r>
+          </w:p>
+        </w:tc>
+      </w:tr>
+      <w:tr>
+        <w:tc>
+          <w:tcPr>
+            <w:tcW w:type="dxa" w:w="2880"/>
+          </w:tcPr>
+          <w:p>
+            <w:r/>
+            <w:r>
+              <w:rPr>
+                <w:rFonts w:ascii="宋体" w:hAnsi="宋体" w:eastAsia="宋体"/>
+                <w:b w:val="0"/>
+                <w:sz w:val="20"/>
+              </w:rPr>
+              <w:t>随机性</w:t>
+            </w:r>
+          </w:p>
+        </w:tc>
+        <w:tc>
+          <w:tcPr>
+            <w:tcW w:type="dxa" w:w="2880"/>
+          </w:tcPr>
+          <w:p>
+            <w:r/>
+            <w:r>
+              <w:rPr>
+                <w:rFonts w:ascii="宋体" w:hAnsi="宋体" w:eastAsia="宋体"/>
+                <w:b w:val="0"/>
+                <w:sz w:val="20"/>
+              </w:rPr>
+              <w:t>最近邻指数（Nearest Neighbor Index, NNI）</w:t>
+            </w:r>
+          </w:p>
+        </w:tc>
+        <w:tc>
+          <w:tcPr>
+            <w:tcW w:type="dxa" w:w="2880"/>
+          </w:tcPr>
+          <w:p>
+            <w:r/>
+            <w:r>
+              <w:rPr>
+                <w:rFonts w:ascii="宋体" w:hAnsi="宋体" w:eastAsia="宋体"/>
+                <w:b w:val="0"/>
+                <w:sz w:val="20"/>
+              </w:rPr>
+              <w:t>计算点与点之间的平均距离。注意力失稳时轨迹混乱，NNI显著降低。</w:t>
+            </w:r>
+          </w:p>
+        </w:tc>
+      </w:tr>
+      <w:tr>
+        <w:tc>
+          <w:tcPr>
+            <w:tcW w:type="dxa" w:w="2880"/>
+          </w:tcPr>
+          <w:p>
+            <w:r/>
+            <w:r>
+              <w:rPr>
+                <w:rFonts w:ascii="宋体" w:hAnsi="宋体" w:eastAsia="宋体"/>
+                <w:b w:val="0"/>
+                <w:sz w:val="20"/>
+              </w:rPr>
+              <w:t>熵值</w:t>
+            </w:r>
+          </w:p>
+        </w:tc>
+        <w:tc>
+          <w:tcPr>
+            <w:tcW w:type="dxa" w:w="2880"/>
+          </w:tcPr>
+          <w:p>
+            <w:r/>
+            <w:r>
+              <w:rPr>
+                <w:rFonts w:ascii="宋体" w:hAnsi="宋体" w:eastAsia="宋体"/>
+                <w:b w:val="0"/>
+                <w:sz w:val="20"/>
+              </w:rPr>
+              <w:t>空间熵（Spatial Entropy）</w:t>
+            </w:r>
+          </w:p>
+        </w:tc>
+        <w:tc>
+          <w:tcPr>
+            <w:tcW w:type="dxa" w:w="2880"/>
+          </w:tcPr>
+          <w:p>
+            <w:r/>
+            <w:r>
+              <w:rPr>
+                <w:rFonts w:ascii="宋体" w:hAnsi="宋体" w:eastAsia="宋体"/>
+                <w:b w:val="0"/>
+                <w:sz w:val="20"/>
+              </w:rPr>
+              <w:t>将平面网格化，统计落入各格的概率，计算熵值。失稳时熵增高。</w:t>
+            </w:r>
+          </w:p>
+        </w:tc>
+      </w:tr>
+    </w:tbl>
+    <w:p>
+      <w:pPr>
+        <w:spacing w:line="360" w:lineRule="auto"/>
+        <w:ind w:firstLine="420"/>
+      </w:pPr>
+      <w:r>
+        <w:rPr>
+          <w:rFonts w:ascii="宋体" w:hAnsi="宋体" w:eastAsia="宋体"/>
+          <w:b w:val="0"/>
+          <w:sz w:val="22"/>
+        </w:rPr>
+        <w:t>在此基础上，计算实时分布与个性化基线分布之间的偏移量Δ。利用置换检验（Permutation Test）对比实时分布与基线分布的差异：将"关注态"与"失稳态"标签随机打乱成千上万次，构建原假设下的抽样分布，若真实统计量落在分布的极端尾部（如5%以外），则拒绝原假设，证明注意力状态发生显著变化。该方法完全不需要知道误差服从什么分布，用数据本身去模拟随机性，是处理"非高斯、重尾、未知分布"数据的最强武器。</w:t>
       </w:r>
     </w:p>
     <w:p>
       <w:r>
         <w:rPr>
-          <w:rFonts w:ascii="SimSun" w:hAnsi="SimSun" w:eastAsia="SimSun"/>
+          <w:rFonts w:ascii="黑体" w:hAnsi="黑体" w:eastAsia="黑体"/>
+          <w:b/>
           <w:sz w:val="24"/>
         </w:rPr>
-        <w:t>基线选择：设置多层级基线，第一层级为经典机器学习方法（Logistic回归、支持向量机、随机森林）作为理论下界；第二层级为深度单模态基线（MLP、LSTM），分别在注视与面部模态上独立运行；第三层级为三档融合基线：早期特征拼接（F1）、晚期概率加权（F2）与本研究提出的跨模态注意力融合（F3）；第四层级为消融基线，逐一移除注视模态、眼部特征组、口部特征组，并与全特征条件对比。该设计可证明本研究不是简单使用一个更复杂的模型，而是在任务约束下实现了多模态证据的更优融合。</w:t>
+        <w:t>阶段三：预警决策</w:t>
+      </w:r>
+    </w:p>
+    <w:p>
+      <w:pPr>
+        <w:spacing w:line="360" w:lineRule="auto"/>
+        <w:ind w:firstLine="420"/>
+      </w:pPr>
+      <w:r>
+        <w:rPr>
+          <w:rFonts w:ascii="宋体" w:hAnsi="宋体" w:eastAsia="宋体"/>
+          <w:b w:val="0"/>
+          <w:sz w:val="22"/>
+        </w:rPr>
+        <w:t>本阶段将状态感知结果转化为可落地的预警信号，并与任务绩效建立关联。</w:t>
       </w:r>
     </w:p>
     <w:p>
       <w:r>
         <w:rPr>
-          <w:rFonts w:ascii="SimSun" w:hAnsi="SimSun" w:eastAsia="SimSun"/>
-          <w:sz w:val="24"/>
+          <w:rFonts w:ascii="宋体" w:hAnsi="宋体" w:eastAsia="宋体"/>
+          <w:b/>
+          <w:sz w:val="22"/>
         </w:rPr>
-        <w:t>残酷场景验证：除总体性能外，单独报告困难任务下的各模态与各融合方法的AUC、平衡准确率与F1值，不回避最困难的场景；单独报告per-subject AUC分布，识别并诚实分析最差1至2名受试者的可能原因；在特征消融中重点展示移除核心模态后的性能退化曲线，而非只展示平均有利结果。</w:t>
+        <w:t>（1）阈值判定</w:t>
       </w:r>
     </w:p>
     <w:p>
       <w:pPr>
-        <w:spacing w:before="240" w:after="120"/>
+        <w:spacing w:line="360" w:lineRule="auto"/>
+        <w:ind w:firstLine="420"/>
       </w:pPr>
       <w:r>
         <w:rPr>
-          <w:rFonts w:ascii="SimHei" w:hAnsi="SimHei" w:eastAsia="SimHei"/>
-          <w:b/>
-          <w:sz w:val="24"/>
+          <w:rFonts w:ascii="宋体" w:hAnsi="宋体" w:eastAsia="宋体"/>
+          <w:b w:val="0"/>
+          <w:sz w:val="22"/>
         </w:rPr>
-        <w:t>4. 图表与证据呈现策略：</w:t>
+        <w:t>当分布偏移量Δ超过个性化阈值且持续一定时间，触发注意力失稳预警。阈值基于个性化基线的统计置信区间确定，而非经验固定值。</w:t>
       </w:r>
     </w:p>
     <w:p>
       <w:r>
         <w:rPr>
-          <w:rFonts w:ascii="SimSun" w:hAnsi="SimSun" w:eastAsia="SimSun"/>
-          <w:sz w:val="24"/>
+          <w:rFonts w:ascii="宋体" w:hAnsi="宋体" w:eastAsia="宋体"/>
+          <w:b/>
+          <w:sz w:val="22"/>
         </w:rPr>
-        <w:t>按照"让证据自己说话"的原则，本研究重点设计七类图表：第一，阈值选择阶段的ROC-AUC随候选阈值变化曲线（总体、easy、hard三条），直观证明阈值差异与最优区间；第二，Nested LOSO每折最优阈值分布直方图，证明推荐阈值不是偶然结果；第三，三档融合（F1/F2/F3）与单模态基线的ROC曲线叠加图，展示融合优势；第四，20折AUC的箱线图，配合Wilcoxon检验p值与效应量标注，展示统计显著性；第五，per-subject AUC的热力图或点图，展示跨个体差异；第六，特征消融的AUC变化柱状图，展示移除各模态/特征组后的退化幅度；第七，排列重要性Top-10特征条形图与典型样本的SHAP力图，支撑机制可解释性结论。</w:t>
+        <w:t>（2）绩效关联</w:t>
       </w:r>
     </w:p>
     <w:p>
       <w:pPr>
-        <w:spacing w:before="240" w:after="120"/>
+        <w:spacing w:line="360" w:lineRule="auto"/>
+        <w:ind w:firstLine="420"/>
       </w:pPr>
       <w:r>
         <w:rPr>
-          <w:rFonts w:ascii="SimHei" w:hAnsi="SimHei" w:eastAsia="SimHei"/>
-          <w:b/>
-          <w:sz w:val="24"/>
+          <w:rFonts w:ascii="宋体" w:hAnsi="宋体" w:eastAsia="宋体"/>
+          <w:b w:val="0"/>
+          <w:sz w:val="22"/>
         </w:rPr>
-        <w:t>5. 局限性与诚实边界：</w:t>
+        <w:t>结合后台X光机操作日志（漏检/误报率），验证注意力失稳与实际作业风险的关联性。证明"分布散→漏检多"，即注视分布处于高熵态（低关注）时，漏检事件显著增加，从而确立系统的实用价值。</w:t>
       </w:r>
     </w:p>
     <w:p>
       <w:r>
         <w:rPr>
-          <w:rFonts w:ascii="SimSun" w:hAnsi="SimSun" w:eastAsia="SimSun"/>
+          <w:rFonts w:ascii="黑体" w:hAnsi="黑体" w:eastAsia="黑体"/>
+          <w:b/>
           <w:sz w:val="24"/>
         </w:rPr>
-        <w:t>本研究需要坦诚说明三个边界：其一，数据规模为20名受试者，样本量中等，因此统计检验采用非参数方法与bootstrap置信区间，但跨人群泛化仍需更大规模验证；其二，缺少EEG或PSG等客观生理金标准，标签效度依赖实验时段对比与可能的主观困倦量表，需在Limitations中明确说明，避免过度的因果归因；其三，口部哈欠特征在当前数据集中贡献有限，可能与哈欠在样本中出现频次低或困倦诱导方式有关，结论不排除在更多哈欠样本中该特征作用提升的可能性。将这些局限明确写入验证计划与论文，反而能增强整体可信度。</w:t>
+        <w:t>研究路线的逻辑串联</w:t>
       </w:r>
     </w:p>
     <w:p>
       <w:pPr>
-        <w:spacing w:before="240" w:after="120"/>
+        <w:spacing w:line="360" w:lineRule="auto"/>
+        <w:ind w:firstLine="420"/>
       </w:pPr>
       <w:r>
         <w:rPr>
-          <w:rFonts w:ascii="SimHei" w:hAnsi="SimHei" w:eastAsia="SimHei"/>
-          <w:b/>
-          <w:sz w:val="24"/>
+          <w:rFonts w:ascii="宋体" w:hAnsi="宋体" w:eastAsia="宋体"/>
+          <w:b w:val="0"/>
+          <w:sz w:val="22"/>
         </w:rPr>
-        <w:t>6. 可行性：</w:t>
+        <w:t>三个阶段构成严密的因果链条：阶段一通过预标定建立"注视误差场"，使低质摄像头的输出获得准实验室精度，并确立个体化"零偏移"基线；阶段二在修正后的可信坐标上，通过锚点投票构建动态坐标系，以非参数统计量化注视点云从紧凑低熵态到弥散高熵态的拓扑相变；阶段三将相变检测结果与操作绩效关联，形成"标定→感知→预警→绩效验证"的完整闭环。其中误差场是精度基石，动态坐标系是建模载体，分布形态学是检测工具，三者环环相扣、缺一不可。</w:t>
       </w:r>
     </w:p>
     <w:p>
       <w:r>
         <w:rPr>
-          <w:rFonts w:ascii="SimSun" w:hAnsi="SimSun" w:eastAsia="SimSun"/>
+          <w:rFonts w:ascii="黑体" w:hAnsi="黑体" w:eastAsia="黑体"/>
+          <w:b/>
+          <w:sz w:val="28"/>
+        </w:rPr>
+        <w:t>四、验证方案：构建从机制到效度的无懈可击证据链</w:t>
+      </w:r>
+    </w:p>
+    <w:p>
+      <w:r>
+        <w:rPr>
+          <w:rFonts w:ascii="黑体" w:hAnsi="黑体" w:eastAsia="黑体"/>
+          <w:b/>
           <w:sz w:val="24"/>
         </w:rPr>
-        <w:t>所有实验与建模均可基于开源框架（NumPy、Pandas、SciPy、scikit-learn、PyTorch、MediaPipe Face Mesh）开展。阈值阶段与特征阶段已有完整的数据集构建管线，面部特征采用成熟的FaceMesh几何关键点提取，Nested LOSO的超参选择与性能评估已有可复现实现并完成单元测试覆盖。研究重点集中在多模态融合策略的对比验证与现象发现的统计论证，技术路线清晰，风险可控。一条配置驱动的命令即可完成从特征构建、模型训练、评估到图表生成的全流程，所有结果均可复现。</w:t>
+        <w:t>1. 标定稳定性验证（Internal Validity）</w:t>
+      </w:r>
+    </w:p>
+    <w:p>
+      <w:pPr>
+        <w:spacing w:line="360" w:lineRule="auto"/>
+        <w:ind w:firstLine="420"/>
+      </w:pPr>
+      <w:r>
+        <w:rPr>
+          <w:rFonts w:ascii="宋体" w:hAnsi="宋体" w:eastAsia="宋体"/>
+          <w:b w:val="0"/>
+          <w:sz w:val="22"/>
+        </w:rPr>
+        <w:t>实验：第1天标定，第3、5天复用标定参数。</w:t>
+      </w:r>
+    </w:p>
+    <w:p>
+      <w:pPr>
+        <w:spacing w:line="360" w:lineRule="auto"/>
+        <w:ind w:firstLine="420"/>
+      </w:pPr>
+      <w:r>
+        <w:rPr>
+          <w:rFonts w:ascii="宋体" w:hAnsi="宋体" w:eastAsia="宋体"/>
+          <w:b w:val="0"/>
+          <w:sz w:val="22"/>
+        </w:rPr>
+        <w:t>指标：计算清醒状态下修正后注视点的重测信度（ICC）和落在置信区间的比例。</w:t>
+      </w:r>
+    </w:p>
+    <w:p>
+      <w:pPr>
+        <w:spacing w:line="360" w:lineRule="auto"/>
+        <w:ind w:firstLine="420"/>
+      </w:pPr>
+      <w:r>
+        <w:rPr>
+          <w:rFonts w:ascii="宋体" w:hAnsi="宋体" w:eastAsia="宋体"/>
+          <w:b w:val="0"/>
+          <w:sz w:val="22"/>
+        </w:rPr>
+        <w:t>目的：证明标定参数具有时间稳定性，无需每日重标，否则审稿人会质疑"如果每天误差都变，方法不实用"。</w:t>
+      </w:r>
+    </w:p>
+    <w:p>
+      <w:r>
+        <w:rPr>
+          <w:rFonts w:ascii="黑体" w:hAnsi="黑体" w:eastAsia="黑体"/>
+          <w:b/>
+          <w:sz w:val="24"/>
+        </w:rPr>
+        <w:t>2. 反事实因果验证（Causal Validity）</w:t>
+      </w:r>
+    </w:p>
+    <w:p>
+      <w:pPr>
+        <w:spacing w:line="360" w:lineRule="auto"/>
+        <w:ind w:firstLine="420"/>
+      </w:pPr>
+      <w:r>
+        <w:rPr>
+          <w:rFonts w:ascii="宋体" w:hAnsi="宋体" w:eastAsia="宋体"/>
+          <w:b w:val="0"/>
+          <w:sz w:val="22"/>
+        </w:rPr>
+        <w:t>设计：双盲反事实对照实验，排除"行李太难导致看得慢"的混淆变量。</w:t>
+      </w:r>
+    </w:p>
+    <w:tbl>
+      <w:tblPr>
+        <w:tblStyle w:val="TableGrid"/>
+        <w:tblW w:type="auto" w:w="0"/>
+        <w:tblLook w:firstColumn="1" w:firstRow="1" w:lastColumn="0" w:lastRow="0" w:noHBand="0" w:noVBand="1" w:val="04A0"/>
+      </w:tblPr>
+      <w:tblGrid>
+        <w:gridCol w:w="1728"/>
+        <w:gridCol w:w="1728"/>
+        <w:gridCol w:w="1728"/>
+        <w:gridCol w:w="1728"/>
+        <w:gridCol w:w="1728"/>
+      </w:tblGrid>
+      <w:tr>
+        <w:tc>
+          <w:tcPr>
+            <w:tcW w:type="dxa" w:w="1728"/>
+          </w:tcPr>
+          <w:p>
+            <w:r/>
+            <w:r>
+              <w:rPr>
+                <w:rFonts w:ascii="宋体" w:hAnsi="宋体" w:eastAsia="宋体"/>
+                <w:b/>
+                <w:sz w:val="20"/>
+              </w:rPr>
+              <w:t>条件</w:t>
+            </w:r>
+          </w:p>
+        </w:tc>
+        <w:tc>
+          <w:tcPr>
+            <w:tcW w:type="dxa" w:w="1728"/>
+          </w:tcPr>
+          <w:p>
+            <w:r/>
+            <w:r>
+              <w:rPr>
+                <w:rFonts w:ascii="宋体" w:hAnsi="宋体" w:eastAsia="宋体"/>
+                <w:b/>
+                <w:sz w:val="20"/>
+              </w:rPr>
+              <w:t>任务难度</w:t>
+            </w:r>
+          </w:p>
+        </w:tc>
+        <w:tc>
+          <w:tcPr>
+            <w:tcW w:type="dxa" w:w="1728"/>
+          </w:tcPr>
+          <w:p>
+            <w:r/>
+            <w:r>
+              <w:rPr>
+                <w:rFonts w:ascii="宋体" w:hAnsi="宋体" w:eastAsia="宋体"/>
+                <w:b/>
+                <w:sz w:val="20"/>
+              </w:rPr>
+              <w:t>工时</w:t>
+            </w:r>
+          </w:p>
+        </w:tc>
+        <w:tc>
+          <w:tcPr>
+            <w:tcW w:type="dxa" w:w="1728"/>
+          </w:tcPr>
+          <w:p>
+            <w:r/>
+            <w:r>
+              <w:rPr>
+                <w:rFonts w:ascii="宋体" w:hAnsi="宋体" w:eastAsia="宋体"/>
+                <w:b/>
+                <w:sz w:val="20"/>
+              </w:rPr>
+              <w:t>预期分布</w:t>
+            </w:r>
+          </w:p>
+        </w:tc>
+        <w:tc>
+          <w:tcPr>
+            <w:tcW w:type="dxa" w:w="1728"/>
+          </w:tcPr>
+          <w:p>
+            <w:r/>
+            <w:r>
+              <w:rPr>
+                <w:rFonts w:ascii="宋体" w:hAnsi="宋体" w:eastAsia="宋体"/>
+                <w:b/>
+                <w:sz w:val="20"/>
+              </w:rPr>
+              <w:t>预期结果</w:t>
+            </w:r>
+          </w:p>
+        </w:tc>
+      </w:tr>
+      <w:tr>
+        <w:tc>
+          <w:tcPr>
+            <w:tcW w:type="dxa" w:w="1728"/>
+          </w:tcPr>
+          <w:p>
+            <w:r/>
+            <w:r>
+              <w:rPr>
+                <w:rFonts w:ascii="宋体" w:hAnsi="宋体" w:eastAsia="宋体"/>
+                <w:b w:val="0"/>
+                <w:sz w:val="20"/>
+              </w:rPr>
+              <w:t>事实</w:t>
+            </w:r>
+          </w:p>
+        </w:tc>
+        <w:tc>
+          <w:tcPr>
+            <w:tcW w:type="dxa" w:w="1728"/>
+          </w:tcPr>
+          <w:p>
+            <w:r/>
+            <w:r>
+              <w:rPr>
+                <w:rFonts w:ascii="宋体" w:hAnsi="宋体" w:eastAsia="宋体"/>
+                <w:b w:val="0"/>
+                <w:sz w:val="20"/>
+              </w:rPr>
+              <w:t>高难度行李</w:t>
+            </w:r>
+          </w:p>
+        </w:tc>
+        <w:tc>
+          <w:tcPr>
+            <w:tcW w:type="dxa" w:w="1728"/>
+          </w:tcPr>
+          <w:p>
+            <w:r/>
+            <w:r>
+              <w:rPr>
+                <w:rFonts w:ascii="宋体" w:hAnsi="宋体" w:eastAsia="宋体"/>
+                <w:b w:val="0"/>
+                <w:sz w:val="20"/>
+              </w:rPr>
+              <w:t>长工时</w:t>
+            </w:r>
+          </w:p>
+        </w:tc>
+        <w:tc>
+          <w:tcPr>
+            <w:tcW w:type="dxa" w:w="1728"/>
+          </w:tcPr>
+          <w:p>
+            <w:r/>
+            <w:r>
+              <w:rPr>
+                <w:rFonts w:ascii="宋体" w:hAnsi="宋体" w:eastAsia="宋体"/>
+                <w:b w:val="0"/>
+                <w:sz w:val="20"/>
+              </w:rPr>
+              <w:t>分布发散</w:t>
+            </w:r>
+          </w:p>
+        </w:tc>
+        <w:tc>
+          <w:tcPr>
+            <w:tcW w:type="dxa" w:w="1728"/>
+          </w:tcPr>
+          <w:p>
+            <w:r/>
+            <w:r>
+              <w:rPr>
+                <w:rFonts w:ascii="宋体" w:hAnsi="宋体" w:eastAsia="宋体"/>
+                <w:b w:val="0"/>
+                <w:sz w:val="20"/>
+              </w:rPr>
+              <w:t>预测漏检</w:t>
+            </w:r>
+          </w:p>
+        </w:tc>
+      </w:tr>
+      <w:tr>
+        <w:tc>
+          <w:tcPr>
+            <w:tcW w:type="dxa" w:w="1728"/>
+          </w:tcPr>
+          <w:p>
+            <w:r/>
+            <w:r>
+              <w:rPr>
+                <w:rFonts w:ascii="宋体" w:hAnsi="宋体" w:eastAsia="宋体"/>
+                <w:b w:val="0"/>
+                <w:sz w:val="20"/>
+              </w:rPr>
+              <w:t>反事实1</w:t>
+            </w:r>
+          </w:p>
+        </w:tc>
+        <w:tc>
+          <w:tcPr>
+            <w:tcW w:type="dxa" w:w="1728"/>
+          </w:tcPr>
+          <w:p>
+            <w:r/>
+            <w:r>
+              <w:rPr>
+                <w:rFonts w:ascii="宋体" w:hAnsi="宋体" w:eastAsia="宋体"/>
+                <w:b w:val="0"/>
+                <w:sz w:val="20"/>
+              </w:rPr>
+              <w:t>高难度行李</w:t>
+            </w:r>
+          </w:p>
+        </w:tc>
+        <w:tc>
+          <w:tcPr>
+            <w:tcW w:type="dxa" w:w="1728"/>
+          </w:tcPr>
+          <w:p>
+            <w:r/>
+            <w:r>
+              <w:rPr>
+                <w:rFonts w:ascii="宋体" w:hAnsi="宋体" w:eastAsia="宋体"/>
+                <w:b w:val="0"/>
+                <w:sz w:val="20"/>
+              </w:rPr>
+              <w:t>短工时</w:t>
+            </w:r>
+          </w:p>
+        </w:tc>
+        <w:tc>
+          <w:tcPr>
+            <w:tcW w:type="dxa" w:w="1728"/>
+          </w:tcPr>
+          <w:p>
+            <w:r/>
+            <w:r>
+              <w:rPr>
+                <w:rFonts w:ascii="宋体" w:hAnsi="宋体" w:eastAsia="宋体"/>
+                <w:b w:val="0"/>
+                <w:sz w:val="20"/>
+              </w:rPr>
+              <w:t>分布收敛</w:t>
+            </w:r>
+          </w:p>
+        </w:tc>
+        <w:tc>
+          <w:tcPr>
+            <w:tcW w:type="dxa" w:w="1728"/>
+          </w:tcPr>
+          <w:p>
+            <w:r/>
+            <w:r>
+              <w:rPr>
+                <w:rFonts w:ascii="宋体" w:hAnsi="宋体" w:eastAsia="宋体"/>
+                <w:b w:val="0"/>
+                <w:sz w:val="20"/>
+              </w:rPr>
+              <w:t>正常检出</w:t>
+            </w:r>
+          </w:p>
+        </w:tc>
+      </w:tr>
+      <w:tr>
+        <w:tc>
+          <w:tcPr>
+            <w:tcW w:type="dxa" w:w="1728"/>
+          </w:tcPr>
+          <w:p>
+            <w:r/>
+            <w:r>
+              <w:rPr>
+                <w:rFonts w:ascii="宋体" w:hAnsi="宋体" w:eastAsia="宋体"/>
+                <w:b w:val="0"/>
+                <w:sz w:val="20"/>
+              </w:rPr>
+              <w:t>反事实2</w:t>
+            </w:r>
+          </w:p>
+        </w:tc>
+        <w:tc>
+          <w:tcPr>
+            <w:tcW w:type="dxa" w:w="1728"/>
+          </w:tcPr>
+          <w:p>
+            <w:r/>
+            <w:r>
+              <w:rPr>
+                <w:rFonts w:ascii="宋体" w:hAnsi="宋体" w:eastAsia="宋体"/>
+                <w:b w:val="0"/>
+                <w:sz w:val="20"/>
+              </w:rPr>
+              <w:t>低难度行李</w:t>
+            </w:r>
+          </w:p>
+        </w:tc>
+        <w:tc>
+          <w:tcPr>
+            <w:tcW w:type="dxa" w:w="1728"/>
+          </w:tcPr>
+          <w:p>
+            <w:r/>
+            <w:r>
+              <w:rPr>
+                <w:rFonts w:ascii="宋体" w:hAnsi="宋体" w:eastAsia="宋体"/>
+                <w:b w:val="0"/>
+                <w:sz w:val="20"/>
+              </w:rPr>
+              <w:t>长工时</w:t>
+            </w:r>
+          </w:p>
+        </w:tc>
+        <w:tc>
+          <w:tcPr>
+            <w:tcW w:type="dxa" w:w="1728"/>
+          </w:tcPr>
+          <w:p>
+            <w:r/>
+            <w:r>
+              <w:rPr>
+                <w:rFonts w:ascii="宋体" w:hAnsi="宋体" w:eastAsia="宋体"/>
+                <w:b w:val="0"/>
+                <w:sz w:val="20"/>
+              </w:rPr>
+              <w:t>分布收敛</w:t>
+            </w:r>
+          </w:p>
+        </w:tc>
+        <w:tc>
+          <w:tcPr>
+            <w:tcW w:type="dxa" w:w="1728"/>
+          </w:tcPr>
+          <w:p>
+            <w:r/>
+            <w:r>
+              <w:rPr>
+                <w:rFonts w:ascii="宋体" w:hAnsi="宋体" w:eastAsia="宋体"/>
+                <w:b w:val="0"/>
+                <w:sz w:val="20"/>
+              </w:rPr>
+              <w:t>正常检出</w:t>
+            </w:r>
+          </w:p>
+        </w:tc>
+      </w:tr>
+    </w:tbl>
+    <w:p>
+      <w:pPr>
+        <w:spacing w:line="360" w:lineRule="auto"/>
+        <w:ind w:firstLine="420"/>
+      </w:pPr>
+      <w:r>
+        <w:rPr>
+          <w:rFonts w:ascii="宋体" w:hAnsi="宋体" w:eastAsia="宋体"/>
+          <w:b w:val="0"/>
+          <w:sz w:val="22"/>
+        </w:rPr>
+        <w:t>指标：分布偏移量（JS散度）与任务难度、工时的偏相关分析。</w:t>
+      </w:r>
+    </w:p>
+    <w:p>
+      <w:pPr>
+        <w:spacing w:line="360" w:lineRule="auto"/>
+        <w:ind w:firstLine="420"/>
+      </w:pPr>
+      <w:r>
+        <w:rPr>
+          <w:rFonts w:ascii="宋体" w:hAnsi="宋体" w:eastAsia="宋体"/>
+          <w:b w:val="0"/>
+          <w:sz w:val="22"/>
+        </w:rPr>
+        <w:t>目的：排除"任务难度"这一混淆变量，确立"工时累积导致注意力失稳"的因果机制。只有当"高难度"遇上"长工时"时分布才发散，这强力反驳"只是统计相关"的质疑。</w:t>
+      </w:r>
+    </w:p>
+    <w:p>
+      <w:r>
+        <w:rPr>
+          <w:rFonts w:ascii="黑体" w:hAnsi="黑体" w:eastAsia="黑体"/>
+          <w:b/>
+          <w:sz w:val="24"/>
+        </w:rPr>
+        <w:t>3. 预测效度验证（External Validity）</w:t>
+      </w:r>
+    </w:p>
+    <w:p>
+      <w:pPr>
+        <w:spacing w:line="360" w:lineRule="auto"/>
+        <w:ind w:firstLine="420"/>
+      </w:pPr>
+      <w:r>
+        <w:rPr>
+          <w:rFonts w:ascii="宋体" w:hAnsi="宋体" w:eastAsia="宋体"/>
+          <w:b w:val="0"/>
+          <w:sz w:val="22"/>
+        </w:rPr>
+        <w:t>实验：在模拟环境中植入特定违禁品，记录操作员漏检事件。</w:t>
+      </w:r>
+    </w:p>
+    <w:p>
+      <w:pPr>
+        <w:spacing w:line="360" w:lineRule="auto"/>
+        <w:ind w:firstLine="420"/>
+      </w:pPr>
+      <w:r>
+        <w:rPr>
+          <w:rFonts w:ascii="宋体" w:hAnsi="宋体" w:eastAsia="宋体"/>
+          <w:b w:val="0"/>
+          <w:sz w:val="22"/>
+        </w:rPr>
+        <w:t>指标：计算注意力失稳时段（高熵态）与漏检事件的时间重叠率和ROC曲线。</w:t>
+      </w:r>
+    </w:p>
+    <w:p>
+      <w:pPr>
+        <w:spacing w:line="360" w:lineRule="auto"/>
+        <w:ind w:firstLine="420"/>
+      </w:pPr>
+      <w:r>
+        <w:rPr>
+          <w:rFonts w:ascii="宋体" w:hAnsi="宋体" w:eastAsia="宋体"/>
+          <w:b w:val="0"/>
+          <w:sz w:val="22"/>
+        </w:rPr>
+        <w:t>目的：证明"分布散"确实能预测"漏检多"。这是系统的核心实用价值——无论注意力失稳的原因是什么，只要分布发散就能预警漏检风险。</w:t>
+      </w:r>
+    </w:p>
+    <w:p>
+      <w:r>
+        <w:rPr>
+          <w:rFonts w:ascii="黑体" w:hAnsi="黑体" w:eastAsia="黑体"/>
+          <w:b/>
+          <w:sz w:val="24"/>
+        </w:rPr>
+        <w:t>4. 小样本泛化验证（Generalization）</w:t>
+      </w:r>
+    </w:p>
+    <w:p>
+      <w:pPr>
+        <w:spacing w:line="360" w:lineRule="auto"/>
+        <w:ind w:firstLine="420"/>
+      </w:pPr>
+      <w:r>
+        <w:rPr>
+          <w:rFonts w:ascii="宋体" w:hAnsi="宋体" w:eastAsia="宋体"/>
+          <w:b w:val="0"/>
+          <w:sz w:val="22"/>
+        </w:rPr>
+        <w:t>策略：采用N-of-1元分析（Cross-subject Meta-analysis），不报告"N=10的平均准确率"，而是将每位安检员视为一个独立的Case Study。</w:t>
+      </w:r>
+    </w:p>
+    <w:p>
+      <w:pPr>
+        <w:spacing w:line="360" w:lineRule="auto"/>
+        <w:ind w:firstLine="420"/>
+      </w:pPr>
+      <w:r>
+        <w:rPr>
+          <w:rFonts w:ascii="宋体" w:hAnsi="宋体" w:eastAsia="宋体"/>
+          <w:b w:val="0"/>
+          <w:sz w:val="22"/>
+        </w:rPr>
+        <w:t>做法：对10名被试逐一进行单样本t检验，检验每个人的分布偏移量是否显著大于零，报告个体效应量（Cohen's d）。绘制森林图（Forest Plot），展示10人一致的效应趋势。</w:t>
+      </w:r>
+    </w:p>
+    <w:p>
+      <w:pPr>
+        <w:spacing w:line="360" w:lineRule="auto"/>
+        <w:ind w:firstLine="420"/>
+      </w:pPr>
+      <w:r>
+        <w:rPr>
+          <w:rFonts w:ascii="宋体" w:hAnsi="宋体" w:eastAsia="宋体"/>
+          <w:b w:val="0"/>
+          <w:sz w:val="22"/>
+        </w:rPr>
+        <w:t>目的：在小样本限制下，证明"规律的普遍性"而非"模型的普适性"。如果10名被试中有9名的分布偏移效应量d&gt;0.8（强效应），这种跨个体的效应一致性证明了规律的稳健性，而非数据的偶然性。森林图是医学和生物统计顶刊的标准做法，审稿人将其视为严谨科学实验的标志。</w:t>
+      </w:r>
+    </w:p>
+    <w:p>
+      <w:r>
+        <w:rPr>
+          <w:rFonts w:ascii="黑体" w:hAnsi="黑体" w:eastAsia="黑体"/>
+          <w:b/>
+          <w:sz w:val="24"/>
+        </w:rPr>
+        <w:t>5. 验证体系的逻辑完备性</w:t>
+      </w:r>
+    </w:p>
+    <w:p>
+      <w:pPr>
+        <w:spacing w:line="360" w:lineRule="auto"/>
+        <w:ind w:firstLine="420"/>
+      </w:pPr>
+      <w:r>
+        <w:rPr>
+          <w:rFonts w:ascii="宋体" w:hAnsi="宋体" w:eastAsia="宋体"/>
+          <w:b w:val="0"/>
+          <w:sz w:val="22"/>
+        </w:rPr>
+        <w:t>四个验证维度正交分解、层层递进：标定稳定性验证（6.1）证明"误差场模型时间稳定、可复用"；反事实因果验证（6.2）证明"分布偏移由注意力失稳导致，而非任务难度混淆"；预测效度验证（6.3）证明"注意力失稳能预测漏检"；小样本泛化验证（6.4）证明"规律跨个体一致"。四者同时成立，才能说明本研究真正解决了低质视觉条件下注意力失稳的量化与预警问题。</w:t>
+      </w:r>
+    </w:p>
+    <w:p>
+      <w:r>
+        <w:rPr>
+          <w:rFonts w:ascii="黑体" w:hAnsi="黑体" w:eastAsia="黑体"/>
+          <w:b/>
+          <w:sz w:val="28"/>
+        </w:rPr>
+        <w:t>五、预期的科学发现</w:t>
+      </w:r>
+    </w:p>
+    <w:p>
+      <w:pPr>
+        <w:spacing w:line="360" w:lineRule="auto"/>
+        <w:ind w:firstLine="420"/>
+      </w:pPr>
+      <w:r>
+        <w:rPr>
+          <w:rFonts w:ascii="宋体" w:hAnsi="宋体" w:eastAsia="宋体"/>
+          <w:b w:val="0"/>
+          <w:sz w:val="22"/>
+        </w:rPr>
+        <w:t>发现"认知迟滞效应"：注意力失稳（分布发散）往往先于操作绩效下降（漏检）出现，存在约30-60秒的超前预警窗口。这一发现意味着系统可以在漏检发生前发出预警，具有重大的安全价值。</w:t>
+      </w:r>
+    </w:p>
+    <w:p>
+      <w:pPr>
+        <w:spacing w:line="360" w:lineRule="auto"/>
+        <w:ind w:firstLine="420"/>
+      </w:pPr>
+      <w:r>
+        <w:rPr>
+          <w:rFonts w:ascii="宋体" w:hAnsi="宋体" w:eastAsia="宋体"/>
+          <w:b w:val="0"/>
+          <w:sz w:val="22"/>
+        </w:rPr>
+        <w:t>证实"非线性相变"：注意力衰退并非线性累积，而是在连续工作45-60分钟左右发生临界相变（Critical Phase Transition），分布形态从椭圆突变为圆形。这一发现将"检测状态"升维为"发现相变机制"，为早期预警提供了理论依据。</w:t>
+      </w:r>
+    </w:p>
+    <w:p>
+      <w:pPr>
+        <w:spacing w:line="360" w:lineRule="auto"/>
+        <w:ind w:firstLine="420"/>
+      </w:pPr>
+      <w:r>
+        <w:rPr>
+          <w:rFonts w:ascii="宋体" w:hAnsi="宋体" w:eastAsia="宋体"/>
+          <w:b w:val="0"/>
+          <w:sz w:val="22"/>
+        </w:rPr>
+        <w:t>揭示"误差-认知"解耦规律：通过误差场模型，证实注视点云的发散主要来自认知控制能力下降，而非摄像头误差增大。标定阶段建立的"精准关注"基线与后续失稳态的对比，从机制上区分了"系统性噪声"与"认知性发散"。</w:t>
+      </w:r>
+    </w:p>
+    <w:p>
+      <w:r>
+        <w:rPr>
+          <w:rFonts w:ascii="黑体" w:hAnsi="黑体" w:eastAsia="黑体"/>
+          <w:b/>
+          <w:sz w:val="28"/>
+        </w:rPr>
+        <w:t>六、原创价值</w:t>
+      </w:r>
+    </w:p>
+    <w:p>
+      <w:r>
+        <w:rPr>
+          <w:rFonts w:ascii="黑体" w:hAnsi="黑体" w:eastAsia="黑体"/>
+          <w:b/>
+          <w:sz w:val="24"/>
+        </w:rPr>
+        <w:t>1. 理论价值</w:t>
+      </w:r>
+    </w:p>
+    <w:p>
+      <w:pPr>
+        <w:spacing w:line="360" w:lineRule="auto"/>
+        <w:ind w:firstLine="420"/>
+      </w:pPr>
+      <w:r>
+        <w:rPr>
+          <w:rFonts w:ascii="宋体" w:hAnsi="宋体" w:eastAsia="宋体"/>
+          <w:b w:val="0"/>
+          <w:sz w:val="22"/>
+        </w:rPr>
+        <w:t>定义新范式：提出"注视误差场"概念，将计算机视觉中的几何标定与人因工程中的认知建模有机结合，为低质环境下的行为分析提供了新的理论框架。</w:t>
+      </w:r>
+    </w:p>
+    <w:p>
+      <w:pPr>
+        <w:spacing w:line="360" w:lineRule="auto"/>
+        <w:ind w:firstLine="420"/>
+      </w:pPr>
+      <w:r>
+        <w:rPr>
+          <w:rFonts w:ascii="宋体" w:hAnsi="宋体" w:eastAsia="宋体"/>
+          <w:b w:val="0"/>
+          <w:sz w:val="22"/>
+        </w:rPr>
+        <w:t>揭示机制：首次在非受控场景下证实了视觉搜索策略的拓扑相变现象，丰富了认知心理学中关于注意力稳定性的理论研究。将"检测疲劳"重构为"量化注意力失稳的相变"，规避了心理归因争议，确立了任务导向的行为计算范式。</w:t>
+      </w:r>
+    </w:p>
+    <w:p>
+      <w:r>
+        <w:rPr>
+          <w:rFonts w:ascii="黑体" w:hAnsi="黑体" w:eastAsia="黑体"/>
+          <w:b/>
+          <w:sz w:val="24"/>
+        </w:rPr>
+        <w:t>2. 应用价值</w:t>
+      </w:r>
+    </w:p>
+    <w:p>
+      <w:pPr>
+        <w:spacing w:line="360" w:lineRule="auto"/>
+        <w:ind w:firstLine="420"/>
+      </w:pPr>
+      <w:r>
+        <w:rPr>
+          <w:rFonts w:ascii="宋体" w:hAnsi="宋体" w:eastAsia="宋体"/>
+          <w:b w:val="0"/>
+          <w:sz w:val="22"/>
+        </w:rPr>
+        <w:t>低成本替代：仅利用现有单目摄像头，通过算法实现了接近眼动仪的监测精度，可直接集成到现有安检系统中，无需硬件改造。标定过程仅需5分钟一次性操作，具有工业可用性。</w:t>
+      </w:r>
+    </w:p>
+    <w:p>
+      <w:pPr>
+        <w:spacing w:line="360" w:lineRule="auto"/>
+        <w:ind w:firstLine="420"/>
+      </w:pPr>
+      <w:r>
+        <w:rPr>
+          <w:rFonts w:ascii="宋体" w:hAnsi="宋体" w:eastAsia="宋体"/>
+          <w:b w:val="0"/>
+          <w:sz w:val="22"/>
+        </w:rPr>
+        <w:t>去伦理风险：完全规避"疲劳监测"带来的隐私和劳工纠纷，以"注意力状态感知"的名义落地，安检站更愿意接受一个"注意力监测仪"而非"测谎仪"。</w:t>
+      </w:r>
+    </w:p>
+    <w:p>
+      <w:pPr>
+        <w:spacing w:line="360" w:lineRule="auto"/>
+        <w:ind w:firstLine="420"/>
+      </w:pPr>
+      <w:r>
+        <w:rPr>
+          <w:rFonts w:ascii="宋体" w:hAnsi="宋体" w:eastAsia="宋体"/>
+          <w:b w:val="0"/>
+          <w:sz w:val="22"/>
+        </w:rPr>
+        <w:t>泛化潜力：该技术范式可推广至驾驶员监测、手术室护士监控、工业质检目视检测、雷达屏幕持续监视等所有需要长时间注视屏幕的低动态高危作业场景。</w:t>
       </w:r>
     </w:p>
     <w:sectPr>
@@ -926,12 +2346,9 @@
     <w:name w:val="Normal"/>
     <w:qFormat/>
     <w:rsid w:val="00FC693F"/>
-    <w:pPr>
-      <w:spacing w:line="360" w:lineRule="auto" w:after="120" w:before="0"/>
-    </w:pPr>
     <w:rPr>
-      <w:rFonts w:ascii="SimSun" w:hAnsi="SimSun" w:eastAsia="SimSun"/>
-      <w:sz w:val="24"/>
+      <w:rFonts w:ascii="宋体" w:hAnsi="宋体" w:eastAsia="宋体"/>
+      <w:sz w:val="22"/>
     </w:rPr>
   </w:style>
   <w:style w:type="paragraph" w:styleId="Header">
